--- a/assets/CV_Mukhiddin_Toshpulatov.docx
+++ b/assets/CV_Mukhiddin_Toshpulatov.docx
@@ -67,12 +67,14 @@
         </w:rPr>
         <w:t xml:space="preserve">, </w:t>
       </w:r>
+      <w:proofErr w:type="spellStart"/>
       <w:r>
         <w:rPr>
           <w:rFonts w:hint="eastAsia"/>
         </w:rPr>
         <w:t>Gachon</w:t>
       </w:r>
+      <w:proofErr w:type="spellEnd"/>
       <w:r>
         <w:t xml:space="preserve"> University</w:t>
       </w:r>
@@ -136,7 +138,15 @@
         <w:pStyle w:val="a"/>
       </w:pPr>
       <w:r>
-        <w:t>PhD in Smart Engineering, Biomedical Science &amp; Engineering, Inha University, 2025</w:t>
+        <w:t xml:space="preserve">PhD in Smart Engineering, Biomedical Science &amp; Engineering, </w:t>
+      </w:r>
+      <w:proofErr w:type="spellStart"/>
+      <w:r>
+        <w:t>Inha</w:t>
+      </w:r>
+      <w:proofErr w:type="spellEnd"/>
+      <w:r>
+        <w:t xml:space="preserve"> University, 2025</w:t>
       </w:r>
     </w:p>
     <w:p>
@@ -150,7 +160,15 @@
         <w:t>Thesis: Advancing Sign Language Recognition: A Multimodal Deep Learning Framework with</w:t>
       </w:r>
       <w:r>
-        <w:t xml:space="preserve"> Keypoint Vectorization</w:t>
+        <w:t xml:space="preserve"> </w:t>
+      </w:r>
+      <w:proofErr w:type="spellStart"/>
+      <w:r>
+        <w:t>Keypoint</w:t>
+      </w:r>
+      <w:proofErr w:type="spellEnd"/>
+      <w:r>
+        <w:t xml:space="preserve"> Vectorization</w:t>
       </w:r>
     </w:p>
     <w:p>
@@ -353,8 +371,16 @@
         <w:rPr>
           <w:rFonts w:hint="eastAsia"/>
         </w:rPr>
-        <w:t>, Gachon</w:t>
-      </w:r>
+        <w:t xml:space="preserve">, </w:t>
+      </w:r>
+      <w:proofErr w:type="spellStart"/>
+      <w:r>
+        <w:rPr>
+          <w:rFonts w:hint="eastAsia"/>
+        </w:rPr>
+        <w:t>Gachon</w:t>
+      </w:r>
+      <w:proofErr w:type="spellEnd"/>
       <w:r>
         <w:t xml:space="preserve"> University</w:t>
       </w:r>
@@ -420,7 +446,15 @@
         <w:t>,</w:t>
       </w:r>
       <w:r>
-        <w:t xml:space="preserve"> Inha University,</w:t>
+        <w:t xml:space="preserve"> </w:t>
+      </w:r>
+      <w:proofErr w:type="spellStart"/>
+      <w:r>
+        <w:t>Inha</w:t>
+      </w:r>
+      <w:proofErr w:type="spellEnd"/>
+      <w:r>
+        <w:t xml:space="preserve"> University,</w:t>
       </w:r>
       <w:r>
         <w:t xml:space="preserve"> 2025</w:t>
@@ -451,7 +485,15 @@
         <w:pStyle w:val="a"/>
       </w:pPr>
       <w:r>
-        <w:t>Postdoctoral Researcher, KAIST, SpaceTop Research Center (ITRC), 2025</w:t>
+        <w:t xml:space="preserve">Postdoctoral Researcher, KAIST, </w:t>
+      </w:r>
+      <w:proofErr w:type="spellStart"/>
+      <w:r>
+        <w:t>SpaceTop</w:t>
+      </w:r>
+      <w:proofErr w:type="spellEnd"/>
+      <w:r>
+        <w:t xml:space="preserve"> Research Center (ITRC), 2025</w:t>
       </w:r>
       <w:r>
         <w:t>.03.17</w:t>
@@ -492,7 +534,15 @@
         <w:t>fingertips. Research</w:t>
       </w:r>
       <w:r>
-        <w:t xml:space="preserve"> Assistant, Inha University, 2019</w:t>
+        <w:t xml:space="preserve"> Assistant, </w:t>
+      </w:r>
+      <w:proofErr w:type="spellStart"/>
+      <w:r>
+        <w:t>Inha</w:t>
+      </w:r>
+      <w:proofErr w:type="spellEnd"/>
+      <w:r>
+        <w:t xml:space="preserve"> University, 2019</w:t>
       </w:r>
       <w:r>
         <w:rPr>
@@ -537,17 +587,21 @@
         <w:rPr>
           <w:rFonts w:hint="eastAsia"/>
         </w:rPr>
-        <w:lastRenderedPageBreak/>
         <w:t>N</w:t>
       </w:r>
       <w:r>
         <w:t xml:space="preserve">ational University of Uzbekistan, </w:t>
       </w:r>
+      <w:proofErr w:type="spellStart"/>
       <w:r>
         <w:t>Dj</w:t>
       </w:r>
       <w:r>
-        <w:t xml:space="preserve">izakh </w:t>
+        <w:t>izakh</w:t>
+      </w:r>
+      <w:proofErr w:type="spellEnd"/>
+      <w:r>
+        <w:t xml:space="preserve"> </w:t>
       </w:r>
       <w:r>
         <w:t>Branch</w:t>
@@ -633,8 +687,13 @@
       <w:pPr>
         <w:pStyle w:val="a"/>
       </w:pPr>
-      <w:r>
-        <w:t>Jizzakh Polytechnical Institute, 2010</w:t>
+      <w:proofErr w:type="spellStart"/>
+      <w:r>
+        <w:t>Jizzakh</w:t>
+      </w:r>
+      <w:proofErr w:type="spellEnd"/>
+      <w:r>
+        <w:t xml:space="preserve"> Polytechnical Institute, 2010</w:t>
       </w:r>
       <w:r>
         <w:rPr>
@@ -667,7 +726,15 @@
         <w:pStyle w:val="a"/>
       </w:pPr>
       <w:r>
-        <w:t>Outstanding Researcher, Best Researcher, Inha University, 2025</w:t>
+        <w:t xml:space="preserve">Outstanding Researcher, Best Researcher, </w:t>
+      </w:r>
+      <w:proofErr w:type="spellStart"/>
+      <w:r>
+        <w:t>Inha</w:t>
+      </w:r>
+      <w:proofErr w:type="spellEnd"/>
+      <w:r>
+        <w:t xml:space="preserve"> University, 2025</w:t>
       </w:r>
     </w:p>
     <w:p>
@@ -677,9 +744,11 @@
       <w:r>
         <w:t xml:space="preserve">Best Paper Awards, </w:t>
       </w:r>
+      <w:proofErr w:type="spellStart"/>
       <w:r>
         <w:t>BigData</w:t>
       </w:r>
+      <w:proofErr w:type="spellEnd"/>
       <w:r>
         <w:t>,</w:t>
       </w:r>
@@ -692,7 +761,15 @@
         <w:pStyle w:val="a"/>
       </w:pPr>
       <w:r>
-        <w:t>Excellent Paper Awards, BK21, BMSE Research Fair, Inha University, 2020</w:t>
+        <w:t xml:space="preserve">Excellent Paper Awards, BK21, BMSE Research Fair, </w:t>
+      </w:r>
+      <w:proofErr w:type="spellStart"/>
+      <w:r>
+        <w:t>Inha</w:t>
+      </w:r>
+      <w:proofErr w:type="spellEnd"/>
+      <w:r>
+        <w:t xml:space="preserve"> University, 2020</w:t>
       </w:r>
       <w:r>
         <w:rPr>
@@ -779,6 +856,101 @@
           <w:rFonts w:hint="eastAsia"/>
         </w:rPr>
         <w:t>Papers</w:t>
+      </w:r>
+    </w:p>
+    <w:p>
+      <w:pPr>
+        <w:pStyle w:val="a"/>
+      </w:pPr>
+      <w:proofErr w:type="spellStart"/>
+      <w:r>
+        <w:t>Jumabek</w:t>
+      </w:r>
+      <w:proofErr w:type="spellEnd"/>
+      <w:r>
+        <w:t xml:space="preserve"> </w:t>
+      </w:r>
+      <w:proofErr w:type="spellStart"/>
+      <w:r>
+        <w:t>Alikhanov</w:t>
+      </w:r>
+      <w:proofErr w:type="spellEnd"/>
+      <w:r>
+        <w:t xml:space="preserve">, Seunghyun Ko, Mukhiddin Toshpulatov, </w:t>
+      </w:r>
+      <w:proofErr w:type="spellStart"/>
+      <w:r>
+        <w:t>Hakil</w:t>
+      </w:r>
+      <w:proofErr w:type="spellEnd"/>
+      <w:r>
+        <w:t xml:space="preserve"> Kim</w:t>
+      </w:r>
+      <w:r>
+        <w:rPr>
+          <w:rFonts w:hint="eastAsia"/>
+        </w:rPr>
+        <w:t>,</w:t>
+      </w:r>
+      <w:r>
+        <w:t xml:space="preserve"> </w:t>
+      </w:r>
+      <w:r>
+        <w:t>et al</w:t>
+      </w:r>
+      <w:r>
+        <w:t>.</w:t>
+      </w:r>
+      <w:r>
+        <w:t xml:space="preserve"> (202</w:t>
+      </w:r>
+      <w:r>
+        <w:rPr>
+          <w:rFonts w:hint="eastAsia"/>
+        </w:rPr>
+        <w:t>6</w:t>
+      </w:r>
+      <w:r>
+        <w:t xml:space="preserve">). </w:t>
+      </w:r>
+      <w:r>
+        <w:t>LITE and PRIME: Robust Streamlined MOT Solutions for Real-Time Systems</w:t>
+      </w:r>
+      <w:r>
+        <w:rPr>
+          <w:rFonts w:hint="eastAsia"/>
+        </w:rPr>
+        <w:t xml:space="preserve">, 2026, </w:t>
+      </w:r>
+      <w:r>
+        <w:rPr>
+          <w:b/>
+        </w:rPr>
+        <w:t>IEEE Access,</w:t>
+      </w:r>
+      <w:r>
+        <w:rPr>
+          <w:rFonts w:hint="eastAsia"/>
+          <w:b/>
+        </w:rPr>
+        <w:t xml:space="preserve"> </w:t>
+      </w:r>
+      <w:proofErr w:type="gramStart"/>
+      <w:r>
+        <w:rPr>
+          <w:b/>
+        </w:rPr>
+        <w:t>IF(</w:t>
+      </w:r>
+      <w:proofErr w:type="gramEnd"/>
+      <w:r>
+        <w:rPr>
+          <w:b/>
+        </w:rPr>
+        <w:t>4.82)</w:t>
+      </w:r>
+      <w:r>
+        <w:t>.</w:t>
       </w:r>
     </w:p>
     <w:p>
@@ -1312,7 +1484,6 @@
         <w:pStyle w:val="Heading2"/>
       </w:pPr>
       <w:r>
-        <w:lastRenderedPageBreak/>
         <w:t>Conference Papers</w:t>
       </w:r>
     </w:p>
@@ -1356,6 +1527,7 @@
       <w:r>
         <w:t xml:space="preserve">in Proceedings CVPR </w:t>
       </w:r>
+      <w:proofErr w:type="gramStart"/>
       <w:r>
         <w:t>202</w:t>
       </w:r>
@@ -1363,62 +1535,110 @@
         <w:t>6</w:t>
       </w:r>
       <w:r>
-        <w:t xml:space="preserve">, </w:t>
+        <w:t>,</w:t>
       </w:r>
       <w:r>
         <w:rPr>
           <w:color w:val="FF0000"/>
         </w:rPr>
-        <w:t>185-187 (Best Paper Award).</w:t>
-      </w:r>
-    </w:p>
-    <w:p>
-      <w:pPr>
-        <w:pStyle w:val="a"/>
-      </w:pPr>
-      <w:r>
+        <w:t>.</w:t>
+      </w:r>
+      <w:proofErr w:type="gramEnd"/>
+    </w:p>
+    <w:p>
+      <w:pPr>
+        <w:pStyle w:val="a"/>
+        <w:rPr>
+          <w:color w:val="E8E8E8" w:themeColor="background2"/>
+        </w:rPr>
+      </w:pPr>
+      <w:r>
+        <w:rPr>
+          <w:color w:val="E8E8E8" w:themeColor="background2"/>
+        </w:rPr>
         <w:t>Toshpulatov, M., Lee, W.</w:t>
       </w:r>
       <w:r>
-        <w:t xml:space="preserve">, </w:t>
-      </w:r>
-      <w:r>
-        <w:t>Lee</w:t>
-      </w:r>
-      <w:r>
-        <w:t>, S., Kuvandikov, J., &amp; Oh,</w:t>
-      </w:r>
-      <w:r>
+        <w:rPr>
+          <w:color w:val="E8E8E8" w:themeColor="background2"/>
+        </w:rPr>
+        <w:t xml:space="preserve">, Lee, S., </w:t>
+      </w:r>
+      <w:proofErr w:type="spellStart"/>
+      <w:r>
+        <w:rPr>
+          <w:color w:val="E8E8E8" w:themeColor="background2"/>
+        </w:rPr>
+        <w:t>Kuvandikov</w:t>
+      </w:r>
+      <w:proofErr w:type="spellEnd"/>
+      <w:r>
+        <w:rPr>
+          <w:color w:val="E8E8E8" w:themeColor="background2"/>
+        </w:rPr>
+        <w:t>, J., &amp; Oh,</w:t>
+      </w:r>
+      <w:r>
+        <w:rPr>
+          <w:color w:val="E8E8E8" w:themeColor="background2"/>
+        </w:rPr>
         <w:t xml:space="preserve"> </w:t>
       </w:r>
       <w:r>
+        <w:rPr>
+          <w:color w:val="E8E8E8" w:themeColor="background2"/>
+        </w:rPr>
         <w:t xml:space="preserve">S. </w:t>
       </w:r>
       <w:r>
+        <w:rPr>
+          <w:color w:val="E8E8E8" w:themeColor="background2"/>
+        </w:rPr>
         <w:t>(202</w:t>
       </w:r>
       <w:r>
         <w:rPr>
           <w:rFonts w:hint="eastAsia"/>
+          <w:color w:val="E8E8E8" w:themeColor="background2"/>
         </w:rPr>
         <w:t>6</w:t>
       </w:r>
       <w:r>
+        <w:rPr>
+          <w:color w:val="E8E8E8" w:themeColor="background2"/>
+        </w:rPr>
         <w:t xml:space="preserve">). </w:t>
       </w:r>
-      <w:r>
-        <w:t>Sentimentogram: Learning Personalized Emotion Visualizations from User Preferences</w:t>
-      </w:r>
-      <w:r>
+      <w:proofErr w:type="spellStart"/>
+      <w:r>
+        <w:rPr>
+          <w:color w:val="E8E8E8" w:themeColor="background2"/>
+        </w:rPr>
+        <w:t>Sentimentogram</w:t>
+      </w:r>
+      <w:proofErr w:type="spellEnd"/>
+      <w:r>
+        <w:rPr>
+          <w:color w:val="E8E8E8" w:themeColor="background2"/>
+        </w:rPr>
+        <w:t>: Learning Personalized Emotion Visualizations from User Preferences</w:t>
+      </w:r>
+      <w:r>
+        <w:rPr>
+          <w:color w:val="E8E8E8" w:themeColor="background2"/>
+        </w:rPr>
         <w:t xml:space="preserve">, in Proceedings </w:t>
       </w:r>
       <w:r>
-        <w:t>ACL Findings</w:t>
-      </w:r>
-      <w:r>
-        <w:t>, 2026</w:t>
-      </w:r>
-      <w:r>
+        <w:rPr>
+          <w:color w:val="E8E8E8" w:themeColor="background2"/>
+        </w:rPr>
+        <w:t>ACL Findings, 2026</w:t>
+      </w:r>
+      <w:r>
+        <w:rPr>
+          <w:color w:val="E8E8E8" w:themeColor="background2"/>
+        </w:rPr>
         <w:t>.</w:t>
       </w:r>
     </w:p>
@@ -1558,8 +1778,13 @@
         <w:t xml:space="preserve">in Proceedings </w:t>
       </w:r>
       <w:r>
-        <w:t>of the International Conference on Big Data and Smart Computing (BigComp</w:t>
-      </w:r>
+        <w:t>of the International Conference on Big Data and Smart Computing (</w:t>
+      </w:r>
+      <w:proofErr w:type="spellStart"/>
+      <w:r>
+        <w:t>BigComp</w:t>
+      </w:r>
+      <w:proofErr w:type="spellEnd"/>
       <w:r>
         <w:t>).</w:t>
       </w:r>
@@ -1624,11 +1849,16 @@
         <w:t xml:space="preserve">Toshpulatov, M., Lee, W., &amp; Lee, S. (2022). Privacy-preserving of human identification in CCTV data using a novel deep learning-based method, in Proceedings </w:t>
       </w:r>
       <w:r>
-        <w:t>International Conference on Big Data and Smart Computing (BigCom</w:t>
+        <w:t>International Conference on Big Data and Smart Computing (</w:t>
+      </w:r>
+      <w:proofErr w:type="spellStart"/>
+      <w:r>
+        <w:t>BigCom</w:t>
       </w:r>
       <w:r>
         <w:t>p</w:t>
       </w:r>
+      <w:proofErr w:type="spellEnd"/>
       <w:r>
         <w:t>)</w:t>
       </w:r>
@@ -1656,11 +1886,16 @@
         <w:t xml:space="preserve">, in Proceedings </w:t>
       </w:r>
       <w:r>
-        <w:t>International Conference on Big Data and Smart Computing (BigCom</w:t>
+        <w:t>International Conference on Big Data and Smart Computing (</w:t>
+      </w:r>
+      <w:proofErr w:type="spellStart"/>
+      <w:r>
+        <w:t>BigCom</w:t>
       </w:r>
       <w:r>
         <w:t>p</w:t>
       </w:r>
+      <w:proofErr w:type="spellEnd"/>
       <w:r>
         <w:t>)</w:t>
       </w:r>
@@ -1704,7 +1939,15 @@
         <w:t xml:space="preserve">, </w:t>
       </w:r>
       <w:r>
-        <w:t>AI &amp; Big Data Workshop, Inha University</w:t>
+        <w:t xml:space="preserve">AI &amp; Big Data Workshop, </w:t>
+      </w:r>
+      <w:proofErr w:type="spellStart"/>
+      <w:r>
+        <w:t>Inha</w:t>
+      </w:r>
+      <w:proofErr w:type="spellEnd"/>
+      <w:r>
+        <w:t xml:space="preserve"> University</w:t>
       </w:r>
       <w:r>
         <w:t xml:space="preserve">, </w:t>
@@ -1788,8 +2031,21 @@
         </w:rPr>
         <w:t xml:space="preserve">, </w:t>
       </w:r>
-      <w:r>
-        <w:t xml:space="preserve">Djizakh Polytechnical Institute, 21-22 February 2025, Djizakh, Uzbekistan. </w:t>
+      <w:proofErr w:type="spellStart"/>
+      <w:r>
+        <w:t>Djizakh</w:t>
+      </w:r>
+      <w:proofErr w:type="spellEnd"/>
+      <w:r>
+        <w:t xml:space="preserve"> Polytechnical Institute, 21-22 February 2025, </w:t>
+      </w:r>
+      <w:proofErr w:type="spellStart"/>
+      <w:r>
+        <w:t>Djizakh</w:t>
+      </w:r>
+      <w:proofErr w:type="spellEnd"/>
+      <w:r>
+        <w:t xml:space="preserve">, Uzbekistan. </w:t>
       </w:r>
     </w:p>
     <w:p>
@@ -1814,8 +2070,21 @@
         </w:rPr>
         <w:t xml:space="preserve">, </w:t>
       </w:r>
-      <w:r>
-        <w:t xml:space="preserve">Djizakh Polytechnical Institute, 11-12 Mart, 2024, Djizakh, Uzbekistan. </w:t>
+      <w:proofErr w:type="spellStart"/>
+      <w:r>
+        <w:t>Djizakh</w:t>
+      </w:r>
+      <w:proofErr w:type="spellEnd"/>
+      <w:r>
+        <w:t xml:space="preserve"> Polytechnical Institute, 11-12 Mart, 2024, </w:t>
+      </w:r>
+      <w:proofErr w:type="spellStart"/>
+      <w:r>
+        <w:t>Djizakh</w:t>
+      </w:r>
+      <w:proofErr w:type="spellEnd"/>
+      <w:r>
+        <w:t xml:space="preserve">, Uzbekistan. </w:t>
       </w:r>
     </w:p>
     <w:p>
@@ -1840,8 +2109,21 @@
         </w:rPr>
         <w:t xml:space="preserve">, </w:t>
       </w:r>
-      <w:r>
-        <w:t>Sambhram University, 26-27 July 2022, Djizakh, Uzbekistan.</w:t>
+      <w:proofErr w:type="spellStart"/>
+      <w:r>
+        <w:t>Sambhram</w:t>
+      </w:r>
+      <w:proofErr w:type="spellEnd"/>
+      <w:r>
+        <w:t xml:space="preserve"> University, 26-27 July 2022, </w:t>
+      </w:r>
+      <w:proofErr w:type="spellStart"/>
+      <w:r>
+        <w:t>Djizakh</w:t>
+      </w:r>
+      <w:proofErr w:type="spellEnd"/>
+      <w:r>
+        <w:t>, Uzbekistan.</w:t>
       </w:r>
     </w:p>
     <w:p>
@@ -1849,7 +2131,6 @@
         <w:pStyle w:val="Heading1"/>
       </w:pPr>
       <w:r>
-        <w:lastRenderedPageBreak/>
         <w:t>Technical Skills</w:t>
       </w:r>
     </w:p>
@@ -1858,7 +2139,31 @@
         <w:pStyle w:val="a"/>
       </w:pPr>
       <w:r>
-        <w:t>Python, PyTorch, TensorFlow, Keras, Matlab, Pandas</w:t>
+        <w:t xml:space="preserve">Python, </w:t>
+      </w:r>
+      <w:proofErr w:type="spellStart"/>
+      <w:r>
+        <w:t>PyTorch</w:t>
+      </w:r>
+      <w:proofErr w:type="spellEnd"/>
+      <w:r>
+        <w:t xml:space="preserve">, TensorFlow, </w:t>
+      </w:r>
+      <w:proofErr w:type="spellStart"/>
+      <w:r>
+        <w:t>Keras</w:t>
+      </w:r>
+      <w:proofErr w:type="spellEnd"/>
+      <w:r>
+        <w:t xml:space="preserve">, </w:t>
+      </w:r>
+      <w:proofErr w:type="spellStart"/>
+      <w:r>
+        <w:t>Matlab</w:t>
+      </w:r>
+      <w:proofErr w:type="spellEnd"/>
+      <w:r>
+        <w:t>, Pandas</w:t>
       </w:r>
     </w:p>
     <w:p>
@@ -1925,8 +2230,13 @@
       <w:pPr>
         <w:pStyle w:val="a"/>
       </w:pPr>
-      <w:r>
-        <w:t>Wookey Lee, Professor, INHA University, trinity@inha.ac.kr</w:t>
+      <w:proofErr w:type="spellStart"/>
+      <w:r>
+        <w:t>Wookey</w:t>
+      </w:r>
+      <w:proofErr w:type="spellEnd"/>
+      <w:r>
+        <w:t xml:space="preserve"> Lee, Professor, INHA University, trinity@inha.ac.kr</w:t>
       </w:r>
       <w:r>
         <w:rPr>
@@ -1948,8 +2258,21 @@
       <w:pPr>
         <w:pStyle w:val="a"/>
       </w:pPr>
-      <w:r>
-        <w:t>Suan Lee, Assistant Professor, Semyung University, suanlee@semyung.ac.kr</w:t>
+      <w:proofErr w:type="spellStart"/>
+      <w:r>
+        <w:t>Suan</w:t>
+      </w:r>
+      <w:proofErr w:type="spellEnd"/>
+      <w:r>
+        <w:t xml:space="preserve"> Lee, Assistant Professor, </w:t>
+      </w:r>
+      <w:proofErr w:type="spellStart"/>
+      <w:r>
+        <w:t>Semyung</w:t>
+      </w:r>
+      <w:proofErr w:type="spellEnd"/>
+      <w:r>
+        <w:t xml:space="preserve"> University, suanlee@semyung.ac.kr</w:t>
       </w:r>
       <w:r>
         <w:rPr>
@@ -1980,21 +2303,62 @@
       <w:pPr>
         <w:pStyle w:val="a"/>
       </w:pPr>
-      <w:r>
-        <w:t>Geehyuk Lee, Professor, KAIST, geehyuk@kaist.ac.kr, Director, the KAIST SpaceTop Research Center</w:t>
-      </w:r>
-    </w:p>
-    <w:p>
-      <w:pPr>
-        <w:pStyle w:val="a"/>
-      </w:pPr>
+      <w:proofErr w:type="spellStart"/>
+      <w:r>
+        <w:t>Geehyuk</w:t>
+      </w:r>
+      <w:proofErr w:type="spellEnd"/>
+      <w:r>
+        <w:t xml:space="preserve"> Lee, Professor, KAIST, geehyuk@kaist.ac.kr, Director, the KAIST </w:t>
+      </w:r>
+      <w:proofErr w:type="spellStart"/>
+      <w:r>
+        <w:t>SpaceTop</w:t>
+      </w:r>
+      <w:proofErr w:type="spellEnd"/>
+      <w:r>
+        <w:t xml:space="preserve"> Research Center</w:t>
+      </w:r>
+    </w:p>
+    <w:p>
+      <w:pPr>
+        <w:pStyle w:val="a"/>
+      </w:pPr>
+      <w:proofErr w:type="spellStart"/>
       <w:r>
         <w:rPr>
           <w:rFonts w:ascii="Arial" w:hAnsi="Arial" w:cs="Arial"/>
           <w:color w:val="222222"/>
           <w:shd w:val="clear" w:color="auto" w:fill="FFFFFF"/>
         </w:rPr>
-        <w:t xml:space="preserve">Jinsu Cho, Professor, Gachon University, </w:t>
+        <w:t>Jinsu</w:t>
+      </w:r>
+      <w:proofErr w:type="spellEnd"/>
+      <w:r>
+        <w:rPr>
+          <w:rFonts w:ascii="Arial" w:hAnsi="Arial" w:cs="Arial"/>
+          <w:color w:val="222222"/>
+          <w:shd w:val="clear" w:color="auto" w:fill="FFFFFF"/>
+        </w:rPr>
+        <w:t xml:space="preserve"> Cho, Professor, </w:t>
+      </w:r>
+      <w:proofErr w:type="spellStart"/>
+      <w:r>
+        <w:rPr>
+          <w:rFonts w:ascii="Arial" w:hAnsi="Arial" w:cs="Arial"/>
+          <w:color w:val="222222"/>
+          <w:shd w:val="clear" w:color="auto" w:fill="FFFFFF"/>
+        </w:rPr>
+        <w:t>Gachon</w:t>
+      </w:r>
+      <w:proofErr w:type="spellEnd"/>
+      <w:r>
+        <w:rPr>
+          <w:rFonts w:ascii="Arial" w:hAnsi="Arial" w:cs="Arial"/>
+          <w:color w:val="222222"/>
+          <w:shd w:val="clear" w:color="auto" w:fill="FFFFFF"/>
+        </w:rPr>
+        <w:t xml:space="preserve"> University, </w:t>
       </w:r>
       <w:hyperlink r:id="rId8" w:history="1">
         <w:r>
@@ -2105,18 +2469,19 @@
   <w:abstractNum w:abstractNumId="0" w15:restartNumberingAfterBreak="0">
     <w:nsid w:val="00126E14"/>
     <w:multiLevelType w:val="hybridMultilevel"/>
-    <w:tmpl w:val="B0D8EC1C"/>
-    <w:lvl w:ilvl="0" w:tplc="8D6AA86C">
+    <w:tmpl w:val="CB1C8CC8"/>
+    <w:lvl w:ilvl="0" w:tplc="60D67048">
       <w:start w:val="1"/>
       <w:numFmt w:val="bullet"/>
       <w:pStyle w:val="a"/>
       <w:lvlText w:val=""/>
       <w:lvlJc w:val="left"/>
       <w:pPr>
-        <w:ind w:left="720" w:hanging="360"/>
+        <w:ind w:left="786" w:hanging="360"/>
       </w:pPr>
       <w:rPr>
         <w:rFonts w:ascii="Symbol" w:hAnsi="Symbol" w:hint="default"/>
+        <w:color w:val="auto"/>
       </w:rPr>
     </w:lvl>
     <w:lvl w:ilvl="1" w:tplc="04090003">
@@ -2942,7 +3307,6 @@
   <w:style w:type="character" w:default="1" w:styleId="DefaultParagraphFont">
     <w:name w:val="Default Paragraph Font"/>
     <w:uiPriority w:val="1"/>
-    <w:semiHidden/>
     <w:unhideWhenUsed/>
   </w:style>
   <w:style w:type="table" w:default="1" w:styleId="TableNormal">

--- a/assets/CV_Mukhiddin_Toshpulatov.docx
+++ b/assets/CV_Mukhiddin_Toshpulatov.docx
@@ -45,7 +45,7 @@
           <w:color w:val="222222"/>
           <w:shd w:val="clear" w:color="auto" w:fill="FFFFFF"/>
         </w:rPr>
-        <w:t xml:space="preserve">Intelligent Network &amp; Embedded Systems Lab, </w:t>
+        <w:t>Image Processing &amp; Embedded Lab</w:t>
       </w:r>
     </w:p>
     <w:p>
@@ -54,9 +54,296 @@
       </w:pPr>
       <w:r>
         <w:rPr>
-          <w:rFonts w:hint="eastAsia"/>
-        </w:rPr>
-        <w:t xml:space="preserve">Computer Engineering </w:t>
+          <w:rFonts w:ascii="Arial" w:hAnsi="Arial" w:cs="Arial"/>
+          <w:color w:val="222222"/>
+          <w:shd w:val="clear" w:color="auto" w:fill="FFFFFF"/>
+        </w:rPr>
+        <w:t>Department of Computer Engineering</w:t>
+      </w:r>
+      <w:r>
+        <w:rPr>
+          <w:rFonts w:hint="eastAsia"/>
+        </w:rPr>
+        <w:t xml:space="preserve">, </w:t>
+      </w:r>
+      <w:r>
+        <w:rPr>
+          <w:rFonts w:hint="eastAsia"/>
+        </w:rPr>
+        <w:t>Gachon</w:t>
+      </w:r>
+      <w:r>
+        <w:t xml:space="preserve"> University</w:t>
+      </w:r>
+    </w:p>
+    <w:p>
+      <w:pPr>
+        <w:jc w:val="center"/>
+      </w:pPr>
+      <w:r>
+        <w:t>muhiddin@</w:t>
+      </w:r>
+      <w:r>
+        <w:rPr>
+          <w:rFonts w:hint="eastAsia"/>
+        </w:rPr>
+        <w:t>gachon</w:t>
+      </w:r>
+      <w:r>
+        <w:t>.ac.kr</w:t>
+      </w:r>
+    </w:p>
+    <w:p>
+      <w:pPr>
+        <w:jc w:val="center"/>
+      </w:pPr>
+      <w:r>
+        <w:rPr>
+          <w:rFonts w:hint="eastAsia"/>
+        </w:rPr>
+        <w:t>A</w:t>
+      </w:r>
+      <w:r>
+        <w:t>pril</w:t>
+      </w:r>
+      <w:r>
+        <w:t xml:space="preserve"> </w:t>
+      </w:r>
+      <w:r>
+        <w:t>06</w:t>
+      </w:r>
+      <w:r>
+        <w:t>, 202</w:t>
+      </w:r>
+      <w:r>
+        <w:rPr>
+          <w:rFonts w:hint="eastAsia"/>
+        </w:rPr>
+        <w:t>6</w:t>
+      </w:r>
+    </w:p>
+    <w:p>
+      <w:pPr>
+        <w:pStyle w:val="Heading1"/>
+      </w:pPr>
+      <w:r>
+        <w:t>Education</w:t>
+      </w:r>
+    </w:p>
+    <w:p>
+      <w:pPr>
+        <w:pStyle w:val="a"/>
+      </w:pPr>
+      <w:r>
+        <w:t>PhD in Smart Engineering, Biomedical Science &amp; Engineering, Inha University, 2025</w:t>
+      </w:r>
+    </w:p>
+    <w:p>
+      <w:pPr>
+        <w:pStyle w:val="-"/>
+      </w:pPr>
+      <w:r>
+        <w:rPr>
+          <w:rStyle w:val="-Char"/>
+        </w:rPr>
+        <w:t>Thesis: Advancing Sign Language Recognition: A Multimodal Deep Learning Framework with</w:t>
+      </w:r>
+      <w:r>
+        <w:t xml:space="preserve"> Keypoint Vectorization</w:t>
+      </w:r>
+    </w:p>
+    <w:p>
+      <w:pPr>
+        <w:pStyle w:val="a"/>
+      </w:pPr>
+      <w:r>
+        <w:t>MSc in Mathematics and Computer Science, Samarkand State University, 2002</w:t>
+      </w:r>
+    </w:p>
+    <w:p>
+      <w:pPr>
+        <w:pStyle w:val="a"/>
+      </w:pPr>
+      <w:r>
+        <w:t>BSc in Mathematics and Mechanics, Samarkand State University, 2000</w:t>
+      </w:r>
+    </w:p>
+    <w:p>
+      <w:pPr>
+        <w:pStyle w:val="Heading1"/>
+      </w:pPr>
+      <w:r>
+        <w:t>Research Interests</w:t>
+      </w:r>
+    </w:p>
+    <w:p>
+      <w:pPr>
+        <w:pStyle w:val="a"/>
+      </w:pPr>
+      <w:r>
+        <w:t>Artificial Intelligence:</w:t>
+      </w:r>
+      <w:r>
+        <w:rPr>
+          <w:rFonts w:hint="eastAsia"/>
+        </w:rPr>
+        <w:t xml:space="preserve"> </w:t>
+      </w:r>
+      <w:r>
+        <w:t>Deep Learning, Machine Learning, Natural Language Processing</w:t>
+      </w:r>
+    </w:p>
+    <w:p>
+      <w:pPr>
+        <w:pStyle w:val="a"/>
+      </w:pPr>
+      <w:r>
+        <w:t>Human-Computer Interaction:</w:t>
+      </w:r>
+      <w:r>
+        <w:rPr>
+          <w:rFonts w:hint="eastAsia"/>
+        </w:rPr>
+        <w:t xml:space="preserve"> </w:t>
+      </w:r>
+      <w:r>
+        <w:t xml:space="preserve">Hand </w:t>
+      </w:r>
+      <w:r>
+        <w:rPr>
+          <w:rFonts w:hint="eastAsia"/>
+        </w:rPr>
+        <w:t>&amp; F</w:t>
+      </w:r>
+      <w:r>
+        <w:t xml:space="preserve">ingertips </w:t>
+      </w:r>
+      <w:r>
+        <w:rPr>
+          <w:rFonts w:hint="eastAsia"/>
+        </w:rPr>
+        <w:t>D</w:t>
+      </w:r>
+      <w:r>
+        <w:t xml:space="preserve">etection, </w:t>
+      </w:r>
+      <w:r>
+        <w:rPr>
+          <w:rFonts w:hint="eastAsia"/>
+        </w:rPr>
+        <w:t>T</w:t>
+      </w:r>
+      <w:r>
+        <w:t>racking, AR/VR/XR</w:t>
+      </w:r>
+    </w:p>
+    <w:p>
+      <w:pPr>
+        <w:pStyle w:val="a"/>
+      </w:pPr>
+      <w:r>
+        <w:t>Computer Vision Technologies:</w:t>
+      </w:r>
+      <w:r>
+        <w:rPr>
+          <w:rFonts w:hint="eastAsia"/>
+        </w:rPr>
+        <w:t xml:space="preserve"> </w:t>
+      </w:r>
+      <w:r>
+        <w:t xml:space="preserve">Autoencoder, CNN, GAN, Diffusion </w:t>
+      </w:r>
+      <w:r>
+        <w:rPr>
+          <w:rFonts w:hint="eastAsia"/>
+        </w:rPr>
+        <w:t>M</w:t>
+      </w:r>
+      <w:r>
+        <w:t>odels, Vision Transformers</w:t>
+      </w:r>
+    </w:p>
+    <w:p>
+      <w:pPr>
+        <w:pStyle w:val="a"/>
+      </w:pPr>
+      <w:r>
+        <w:t xml:space="preserve">Transformer-based </w:t>
+      </w:r>
+      <w:r>
+        <w:rPr>
+          <w:rFonts w:hint="eastAsia"/>
+        </w:rPr>
+        <w:t>D</w:t>
+      </w:r>
+      <w:r>
+        <w:t xml:space="preserve">eep </w:t>
+      </w:r>
+      <w:r>
+        <w:rPr>
+          <w:rFonts w:hint="eastAsia"/>
+        </w:rPr>
+        <w:t>L</w:t>
+      </w:r>
+      <w:r>
+        <w:t xml:space="preserve">earning </w:t>
+      </w:r>
+      <w:r>
+        <w:rPr>
+          <w:rFonts w:hint="eastAsia"/>
+        </w:rPr>
+        <w:t>A</w:t>
+      </w:r>
+      <w:r>
+        <w:t>pplications:</w:t>
+      </w:r>
+      <w:r>
+        <w:rPr>
+          <w:rFonts w:hint="eastAsia"/>
+        </w:rPr>
+        <w:t xml:space="preserve"> </w:t>
+      </w:r>
+      <w:r>
+        <w:t>Language Processing, Pose Estimation, Action Recognition, Privacy-preserving</w:t>
+      </w:r>
+    </w:p>
+    <w:p>
+      <w:pPr>
+        <w:pStyle w:val="a"/>
+      </w:pPr>
+      <w:r>
+        <w:t>Medical AI:</w:t>
+      </w:r>
+      <w:r>
+        <w:rPr>
+          <w:rFonts w:hint="eastAsia"/>
+        </w:rPr>
+        <w:t xml:space="preserve"> </w:t>
+      </w:r>
+      <w:r>
+        <w:t>Medical Image Processing, Smart Healthcare</w:t>
+      </w:r>
+    </w:p>
+    <w:p>
+      <w:pPr>
+        <w:pStyle w:val="Heading1"/>
+      </w:pPr>
+      <w:r>
+        <w:t>Research Experience</w:t>
+      </w:r>
+    </w:p>
+    <w:p>
+      <w:pPr>
+        <w:pStyle w:val="a"/>
+      </w:pPr>
+      <w:r>
+        <w:t>Research</w:t>
+      </w:r>
+      <w:r>
+        <w:rPr>
+          <w:rFonts w:hint="eastAsia"/>
+        </w:rPr>
+        <w:t xml:space="preserve"> Professor, Computer Engineering </w:t>
       </w:r>
       <w:r>
         <w:t>Department</w:t>
@@ -65,1055 +352,654 @@
         <w:rPr>
           <w:rFonts w:hint="eastAsia"/>
         </w:rPr>
+        <w:t>, Gachon</w:t>
+      </w:r>
+      <w:r>
+        <w:t xml:space="preserve"> University</w:t>
+      </w:r>
+      <w:r>
+        <w:rPr>
+          <w:rFonts w:hint="eastAsia"/>
+        </w:rPr>
+        <w:t>, 2026.03.01 - Present</w:t>
+      </w:r>
+    </w:p>
+    <w:p>
+      <w:pPr>
+        <w:pStyle w:val="-"/>
+      </w:pPr>
+      <w:r>
+        <w:t xml:space="preserve">Multimodal </w:t>
+      </w:r>
+      <w:r>
+        <w:rPr>
+          <w:rFonts w:hint="eastAsia"/>
+        </w:rPr>
+        <w:t>approaches,</w:t>
+      </w:r>
+      <w:r>
+        <w:t xml:space="preserve"> Transformers, Diffusion models, LLM</w:t>
+      </w:r>
+      <w:r>
+        <w:rPr>
+          <w:rFonts w:hint="eastAsia"/>
+        </w:rPr>
+        <w:t xml:space="preserve"> agents</w:t>
+      </w:r>
+      <w:r>
+        <w:t>.</w:t>
+      </w:r>
+    </w:p>
+    <w:p>
+      <w:pPr>
+        <w:pStyle w:val="a"/>
+      </w:pPr>
+      <w:r>
+        <w:t>S</w:t>
+      </w:r>
+      <w:r>
+        <w:rPr>
+          <w:rFonts w:hint="eastAsia"/>
+        </w:rPr>
+        <w:t xml:space="preserve">enior </w:t>
+      </w:r>
+      <w:r>
+        <w:t xml:space="preserve">Researcher, </w:t>
+      </w:r>
+      <w:r>
+        <w:t xml:space="preserve">Voice AI </w:t>
+      </w:r>
+      <w:r>
+        <w:t xml:space="preserve">Research </w:t>
+      </w:r>
+      <w:r>
+        <w:t>Institute</w:t>
+      </w:r>
+      <w:r>
+        <w:t>,</w:t>
+      </w:r>
+      <w:r>
+        <w:t xml:space="preserve"> Inha University,</w:t>
+      </w:r>
+      <w:r>
+        <w:t xml:space="preserve"> 2025</w:t>
+      </w:r>
+      <w:r>
+        <w:t>.10.03</w:t>
+      </w:r>
+      <w:r>
+        <w:rPr>
+          <w:rFonts w:hint="eastAsia"/>
+        </w:rPr>
+        <w:t xml:space="preserve"> - </w:t>
+      </w:r>
+      <w:r>
+        <w:t>Present</w:t>
+      </w:r>
+    </w:p>
+    <w:p>
+      <w:pPr>
+        <w:pStyle w:val="-"/>
+      </w:pPr>
+      <w:r>
+        <w:t>Multimodal sign language recognition, Vision Transformers, Diffusion models, LLM.</w:t>
+      </w:r>
+    </w:p>
+    <w:p>
+      <w:pPr>
+        <w:pStyle w:val="a"/>
+      </w:pPr>
+      <w:r>
+        <w:t>Postdoctoral Researcher, KAIST, SpaceTop Research Center (ITRC), 2025</w:t>
+      </w:r>
+      <w:r>
+        <w:t>.03.17</w:t>
+      </w:r>
+      <w:r>
+        <w:rPr>
+          <w:rFonts w:hint="eastAsia"/>
+        </w:rPr>
+        <w:t xml:space="preserve"> -</w:t>
+      </w:r>
+      <w:r>
+        <w:t>202</w:t>
+      </w:r>
+      <w:r>
+        <w:rPr>
+          <w:rFonts w:hint="eastAsia"/>
+        </w:rPr>
+        <w:t>5</w:t>
+      </w:r>
+      <w:r>
+        <w:t>.10.02</w:t>
+      </w:r>
+    </w:p>
+    <w:p>
+      <w:pPr>
+        <w:pStyle w:val="-"/>
+      </w:pPr>
+      <w:r>
+        <w:t xml:space="preserve">VR </w:t>
+      </w:r>
+      <w:r>
+        <w:rPr>
+          <w:rFonts w:hint="eastAsia"/>
+        </w:rPr>
+        <w:t>k</w:t>
+      </w:r>
+      <w:r>
+        <w:t xml:space="preserve">eyboard project focused on accurately </w:t>
+      </w:r>
+      <w:r>
+        <w:rPr>
+          <w:rFonts w:hint="eastAsia"/>
+        </w:rPr>
+        <w:t xml:space="preserve">detecting and tracking </w:t>
+      </w:r>
+      <w:r>
+        <w:t>fingertips. Research</w:t>
+      </w:r>
+      <w:r>
+        <w:t xml:space="preserve"> Assistant, Inha University, 2019</w:t>
+      </w:r>
+      <w:r>
+        <w:rPr>
+          <w:rFonts w:hint="eastAsia"/>
+        </w:rPr>
+        <w:t xml:space="preserve"> - </w:t>
+      </w:r>
+      <w:r>
+        <w:t>2025</w:t>
+      </w:r>
+    </w:p>
+    <w:p>
+      <w:pPr>
+        <w:pStyle w:val="-"/>
+      </w:pPr>
+      <w:r>
+        <w:t xml:space="preserve">Supported AI and medical AI courses and guided </w:t>
+      </w:r>
+      <w:r>
+        <w:rPr>
+          <w:rFonts w:hint="eastAsia"/>
+        </w:rPr>
+        <w:t xml:space="preserve">student </w:t>
+      </w:r>
+      <w:r>
+        <w:t>research</w:t>
+      </w:r>
+    </w:p>
+    <w:p>
+      <w:pPr>
+        <w:pStyle w:val="Heading1"/>
+      </w:pPr>
+      <w:r>
+        <w:t>Teaching Experience</w:t>
+      </w:r>
+    </w:p>
+    <w:p>
+      <w:pPr>
+        <w:pStyle w:val="a"/>
+      </w:pPr>
+      <w:r>
+        <w:rPr>
+          <w:rFonts w:hint="eastAsia"/>
+        </w:rPr>
+        <w:lastRenderedPageBreak/>
+        <w:t>N</w:t>
+      </w:r>
+      <w:r>
+        <w:t xml:space="preserve">ational University of Uzbekistan, </w:t>
+      </w:r>
+      <w:r>
+        <w:t>Dj</w:t>
+      </w:r>
+      <w:r>
+        <w:t xml:space="preserve">izakh </w:t>
+      </w:r>
+      <w:r>
+        <w:t>Branch</w:t>
+      </w:r>
+      <w:r>
+        <w:t>, 2025</w:t>
+      </w:r>
+      <w:r>
+        <w:rPr>
+          <w:rFonts w:hint="eastAsia"/>
+        </w:rPr>
+        <w:t xml:space="preserve"> - </w:t>
+      </w:r>
+      <w:r>
+        <w:t>Present</w:t>
+      </w:r>
+    </w:p>
+    <w:p>
+      <w:pPr>
+        <w:pStyle w:val="-"/>
+      </w:pPr>
+      <w:r>
+        <w:t>Courses: Deep Learning</w:t>
+      </w:r>
+      <w:r>
+        <w:t xml:space="preserve"> in Computer Vision</w:t>
+      </w:r>
+      <w:r>
+        <w:t>, Cybersecurity.</w:t>
+      </w:r>
+    </w:p>
+    <w:p>
+      <w:pPr>
+        <w:pStyle w:val="a"/>
+      </w:pPr>
+      <w:r>
+        <w:t>Karshi Irrigation and Agrotechnology Institute, 2022</w:t>
+      </w:r>
+      <w:r>
+        <w:rPr>
+          <w:rFonts w:hint="eastAsia"/>
+        </w:rPr>
+        <w:t xml:space="preserve"> - </w:t>
+      </w:r>
+      <w:r>
+        <w:t>2024</w:t>
+      </w:r>
+    </w:p>
+    <w:p>
+      <w:pPr>
+        <w:pStyle w:val="-"/>
+      </w:pPr>
+      <w:r>
+        <w:t>Courses: Deep Learning, Mathematical Modeling</w:t>
+      </w:r>
+    </w:p>
+    <w:p>
+      <w:pPr>
+        <w:pStyle w:val="a"/>
+      </w:pPr>
+      <w:r>
+        <w:t>Tashkent University of Information Technology, 2013</w:t>
+      </w:r>
+      <w:r>
+        <w:rPr>
+          <w:rFonts w:hint="eastAsia"/>
+        </w:rPr>
+        <w:t xml:space="preserve"> - </w:t>
+      </w:r>
+      <w:r>
+        <w:t>2018</w:t>
+      </w:r>
+    </w:p>
+    <w:p>
+      <w:pPr>
+        <w:pStyle w:val="-"/>
+      </w:pPr>
+      <w:r>
+        <w:t>Courses: Machine Learning, Numerical Analysis, Mathematical Modeling</w:t>
+      </w:r>
+    </w:p>
+    <w:p>
+      <w:pPr>
+        <w:pStyle w:val="a"/>
+      </w:pPr>
+      <w:r>
+        <w:t>Jizzakh Polytechnical Institute, 2010</w:t>
+      </w:r>
+      <w:r>
+        <w:rPr>
+          <w:rFonts w:hint="eastAsia"/>
+        </w:rPr>
+        <w:t xml:space="preserve"> - </w:t>
+      </w:r>
+      <w:r>
+        <w:t>2013</w:t>
+      </w:r>
+    </w:p>
+    <w:p>
+      <w:pPr>
+        <w:pStyle w:val="-"/>
+      </w:pPr>
+      <w:r>
+        <w:t>Courses: Numerical Analysis, Mathematical Modeling</w:t>
+      </w:r>
+    </w:p>
+    <w:p>
+      <w:pPr>
+        <w:pStyle w:val="Heading1"/>
+      </w:pPr>
+      <w:r>
+        <w:t>Awards</w:t>
+      </w:r>
+    </w:p>
+    <w:p>
+      <w:pPr>
+        <w:pStyle w:val="a"/>
+      </w:pPr>
+      <w:r>
+        <w:t>Outstanding Researcher, Best Researcher, Inha University, 2025</w:t>
+      </w:r>
+    </w:p>
+    <w:p>
+      <w:pPr>
+        <w:pStyle w:val="a"/>
+      </w:pPr>
+      <w:r>
+        <w:t xml:space="preserve">Best Paper Awards, </w:t>
+      </w:r>
+      <w:r>
+        <w:t>BigData</w:t>
+      </w:r>
+      <w:r>
+        <w:t>,</w:t>
+      </w:r>
+      <w:r>
+        <w:t xml:space="preserve"> and Korean Computer Congress, 2024</w:t>
+      </w:r>
+    </w:p>
+    <w:p>
+      <w:pPr>
+        <w:pStyle w:val="a"/>
+      </w:pPr>
+      <w:r>
+        <w:t>Excellent Paper Awards, BK21, BMSE Research Fair, Inha University, 2020</w:t>
+      </w:r>
+      <w:r>
+        <w:rPr>
+          <w:rFonts w:hint="eastAsia"/>
+        </w:rPr>
+        <w:t xml:space="preserve"> - </w:t>
+      </w:r>
+      <w:r>
+        <w:t>2023</w:t>
+      </w:r>
+    </w:p>
+    <w:p>
+      <w:pPr>
+        <w:pStyle w:val="a"/>
+      </w:pPr>
+      <w:r>
+        <w:t xml:space="preserve">Scientific Title </w:t>
+      </w:r>
+      <w:r>
+        <w:t>“</w:t>
+      </w:r>
+      <w:r>
+        <w:t>Docent”</w:t>
+      </w:r>
+      <w:r>
+        <w:rPr>
+          <w:rFonts w:hint="eastAsia"/>
+        </w:rPr>
+        <w:t xml:space="preserve"> (</w:t>
+      </w:r>
+      <w:r>
+        <w:t xml:space="preserve">equivalent to the </w:t>
+      </w:r>
+      <w:r>
+        <w:t>“</w:t>
+      </w:r>
+      <w:r>
+        <w:t xml:space="preserve">Associate Professor” </w:t>
+      </w:r>
+      <w:r>
+        <w:rPr>
+          <w:rFonts w:hint="eastAsia"/>
+        </w:rPr>
+        <w:t>i</w:t>
+      </w:r>
+      <w:r>
+        <w:t>n post-Soviet countries</w:t>
+      </w:r>
+      <w:r>
+        <w:rPr>
+          <w:rFonts w:hint="eastAsia"/>
+        </w:rPr>
+        <w:t>)</w:t>
+      </w:r>
+      <w:r>
+        <w:t>, Supreme Attestation Commission of Uzbekistan, 2018</w:t>
+      </w:r>
+    </w:p>
+    <w:p>
+      <w:pPr>
+        <w:pStyle w:val="a"/>
+      </w:pPr>
+      <w:r>
+        <w:t>Best Researcher-Professor Award, Ministry of Higher Education, Science and Innovation, Uzbekistan, 2016</w:t>
+      </w:r>
+    </w:p>
+    <w:p>
+      <w:pPr>
+        <w:pStyle w:val="Heading1"/>
+      </w:pPr>
+      <w:r>
+        <w:t>Publications</w:t>
+      </w:r>
+    </w:p>
+    <w:p>
+      <w:pPr>
+        <w:pStyle w:val="Heading2"/>
+      </w:pPr>
+      <w:r>
+        <w:t xml:space="preserve">Journal </w:t>
+      </w:r>
+      <w:r>
+        <w:rPr>
+          <w:rFonts w:hint="eastAsia"/>
+        </w:rPr>
+        <w:t>Papers</w:t>
+      </w:r>
+    </w:p>
+    <w:p>
+      <w:pPr>
+        <w:pStyle w:val="a"/>
+      </w:pPr>
+      <w:r>
+        <w:t>Jumabek Alikhanov, Seunghyun Ko, Mukhiddin Toshpulatov, Hakil Kim</w:t>
+      </w:r>
+      <w:r>
+        <w:rPr>
+          <w:rFonts w:hint="eastAsia"/>
+        </w:rPr>
+        <w:t>,</w:t>
+      </w:r>
+      <w:r>
+        <w:t xml:space="preserve"> </w:t>
+      </w:r>
+      <w:r>
+        <w:t>et al</w:t>
+      </w:r>
+      <w:r>
+        <w:t>.</w:t>
+      </w:r>
+      <w:r>
+        <w:t xml:space="preserve"> (202</w:t>
+      </w:r>
+      <w:r>
+        <w:rPr>
+          <w:rFonts w:hint="eastAsia"/>
+        </w:rPr>
+        <w:t>6</w:t>
+      </w:r>
+      <w:r>
+        <w:t xml:space="preserve">). </w:t>
+      </w:r>
+      <w:r>
+        <w:t>LITE and PRIME: Robust Streamlined MOT Solutions for Real-Time Systems</w:t>
+      </w:r>
+      <w:r>
+        <w:rPr>
+          <w:rFonts w:hint="eastAsia"/>
+        </w:rPr>
+        <w:t xml:space="preserve">, 2026, </w:t>
+      </w:r>
+      <w:r>
+        <w:rPr>
+          <w:b/>
+        </w:rPr>
+        <w:t>IEEE Access,</w:t>
+      </w:r>
+      <w:r>
+        <w:rPr>
+          <w:rFonts w:hint="eastAsia"/>
+          <w:b/>
+        </w:rPr>
+        <w:t xml:space="preserve"> </w:t>
+      </w:r>
+      <w:r>
+        <w:rPr>
+          <w:b/>
+        </w:rPr>
+        <w:t>IF(4.82)</w:t>
+      </w:r>
+      <w:r>
+        <w:t>.</w:t>
+      </w:r>
+    </w:p>
+    <w:p>
+      <w:pPr>
+        <w:pStyle w:val="a"/>
+      </w:pPr>
+      <w:r>
+        <w:t>Toshpulatov, M.,</w:t>
+      </w:r>
+      <w:r>
+        <w:rPr>
+          <w:rFonts w:hint="eastAsia"/>
+        </w:rPr>
+        <w:t xml:space="preserve"> </w:t>
+      </w:r>
+      <w:r>
+        <w:t>Safarov</w:t>
+      </w:r>
+      <w:r>
+        <w:t>,</w:t>
+      </w:r>
+      <w:r>
+        <w:rPr>
+          <w:rFonts w:hint="eastAsia"/>
+        </w:rPr>
+        <w:t xml:space="preserve"> </w:t>
+      </w:r>
+      <w:r>
+        <w:t>F.</w:t>
+      </w:r>
+      <w:r>
+        <w:rPr>
+          <w:rFonts w:hint="eastAsia"/>
+        </w:rPr>
+        <w:t>,</w:t>
+      </w:r>
+      <w:r>
+        <w:t xml:space="preserve"> </w:t>
+      </w:r>
+      <w:r>
+        <w:t>et al</w:t>
+      </w:r>
+      <w:r>
+        <w:t>.</w:t>
+      </w:r>
+      <w:r>
+        <w:t xml:space="preserve"> (202</w:t>
+      </w:r>
+      <w:r>
+        <w:rPr>
+          <w:rFonts w:hint="eastAsia"/>
+        </w:rPr>
+        <w:t>6</w:t>
+      </w:r>
+      <w:r>
+        <w:t xml:space="preserve">). </w:t>
+      </w:r>
+      <w:r>
+        <w:t>Adaptive feature refinement for texture-preserving single image super-resolution Cluster Computing Publisher: Springer US Volume: 29, Issue: 3 Publication Date: February 16, 2026</w:t>
+      </w:r>
+      <w:r>
+        <w:rPr>
+          <w:b/>
+        </w:rPr>
+        <w:t>,</w:t>
+      </w:r>
+      <w:r>
+        <w:rPr>
+          <w:rFonts w:hint="eastAsia"/>
+          <w:b/>
+        </w:rPr>
+        <w:t xml:space="preserve"> </w:t>
+      </w:r>
+      <w:r>
+        <w:rPr>
+          <w:b/>
+        </w:rPr>
+        <w:t>IF(4.2)</w:t>
+      </w:r>
+      <w:r>
+        <w:t>.</w:t>
+      </w:r>
+    </w:p>
+    <w:p>
+      <w:pPr>
+        <w:pStyle w:val="a"/>
+      </w:pPr>
+      <w:r>
+        <w:t>Safarov</w:t>
+      </w:r>
+      <w:r>
+        <w:rPr>
+          <w:rFonts w:hint="eastAsia"/>
+        </w:rPr>
+        <w:t xml:space="preserve"> </w:t>
+      </w:r>
+      <w:r>
+        <w:t>F.</w:t>
+      </w:r>
+      <w:r>
+        <w:rPr>
+          <w:rFonts w:hint="eastAsia"/>
+        </w:rPr>
+        <w:t>,</w:t>
+      </w:r>
+      <w:r>
+        <w:t xml:space="preserve"> </w:t>
+      </w:r>
+      <w:r>
+        <w:t>Toshpulatov, M., et al</w:t>
+      </w:r>
+      <w:r>
+        <w:t>.</w:t>
+      </w:r>
+      <w:r>
+        <w:t xml:space="preserve"> (202</w:t>
+      </w:r>
+      <w:r>
+        <w:t>5</w:t>
+      </w:r>
+      <w:r>
+        <w:t xml:space="preserve">). </w:t>
+      </w:r>
+      <w:r>
+        <w:t>Hyperspectral Anomaly Detection with Enhanced Spectral Graph Transformer Network</w:t>
+      </w:r>
+      <w:r>
         <w:t xml:space="preserve">, </w:t>
       </w:r>
-      <w:proofErr w:type="spellStart"/>
-      <w:r>
-        <w:rPr>
-          <w:rFonts w:hint="eastAsia"/>
-        </w:rPr>
-        <w:t>Gachon</w:t>
-      </w:r>
-      <w:proofErr w:type="spellEnd"/>
-      <w:r>
-        <w:t xml:space="preserve"> University</w:t>
-      </w:r>
-    </w:p>
-    <w:p>
-      <w:pPr>
-        <w:jc w:val="center"/>
-      </w:pPr>
-      <w:r>
-        <w:t>muhiddin@</w:t>
-      </w:r>
-      <w:r>
-        <w:rPr>
-          <w:rFonts w:hint="eastAsia"/>
-        </w:rPr>
-        <w:t>gachon</w:t>
-      </w:r>
-      <w:r>
-        <w:t>.ac.kr</w:t>
-      </w:r>
-    </w:p>
-    <w:p>
-      <w:pPr>
-        <w:jc w:val="center"/>
-      </w:pPr>
-      <w:r>
-        <w:rPr>
-          <w:rFonts w:hint="eastAsia"/>
-        </w:rPr>
-        <w:t>A</w:t>
-      </w:r>
-      <w:r>
-        <w:t>pril</w:t>
-      </w:r>
-      <w:r>
+      <w:r>
+        <w:rPr>
+          <w:b/>
+        </w:rPr>
+        <w:t>IEEE Access,</w:t>
+      </w:r>
+      <w:r>
+        <w:rPr>
+          <w:rFonts w:hint="eastAsia"/>
+          <w:b/>
+        </w:rPr>
         <w:t xml:space="preserve"> </w:t>
       </w:r>
       <w:r>
-        <w:t>06</w:t>
-      </w:r>
-      <w:r>
-        <w:t>, 202</w:t>
-      </w:r>
-      <w:r>
-        <w:rPr>
-          <w:rFonts w:hint="eastAsia"/>
-        </w:rPr>
-        <w:t>6</w:t>
-      </w:r>
-    </w:p>
-    <w:p>
-      <w:pPr>
-        <w:pStyle w:val="Heading1"/>
-      </w:pPr>
-      <w:r>
-        <w:t>Education</w:t>
-      </w:r>
-    </w:p>
-    <w:p>
-      <w:pPr>
-        <w:pStyle w:val="a"/>
-      </w:pPr>
-      <w:r>
-        <w:t xml:space="preserve">PhD in Smart Engineering, Biomedical Science &amp; Engineering, </w:t>
-      </w:r>
-      <w:proofErr w:type="spellStart"/>
-      <w:r>
-        <w:t>Inha</w:t>
-      </w:r>
-      <w:proofErr w:type="spellEnd"/>
-      <w:r>
-        <w:t xml:space="preserve"> University, 2025</w:t>
-      </w:r>
-    </w:p>
-    <w:p>
-      <w:pPr>
-        <w:pStyle w:val="-"/>
-      </w:pPr>
-      <w:r>
-        <w:rPr>
-          <w:rStyle w:val="-Char"/>
-        </w:rPr>
-        <w:t>Thesis: Advancing Sign Language Recognition: A Multimodal Deep Learning Framework with</w:t>
-      </w:r>
-      <w:r>
-        <w:t xml:space="preserve"> </w:t>
-      </w:r>
-      <w:proofErr w:type="spellStart"/>
-      <w:r>
-        <w:t>Keypoint</w:t>
-      </w:r>
-      <w:proofErr w:type="spellEnd"/>
-      <w:r>
-        <w:t xml:space="preserve"> Vectorization</w:t>
-      </w:r>
-    </w:p>
-    <w:p>
-      <w:pPr>
-        <w:pStyle w:val="a"/>
-      </w:pPr>
-      <w:r>
-        <w:t>MSc in Mathematics and Computer Science, Samarkand State University, 2002</w:t>
-      </w:r>
-    </w:p>
-    <w:p>
-      <w:pPr>
-        <w:pStyle w:val="a"/>
-      </w:pPr>
-      <w:r>
-        <w:t>BSc in Mathematics and Mechanics, Samarkand State University, 2000</w:t>
-      </w:r>
-    </w:p>
-    <w:p>
-      <w:pPr>
-        <w:pStyle w:val="Heading1"/>
-      </w:pPr>
-      <w:r>
-        <w:t>Research Interests</w:t>
-      </w:r>
-    </w:p>
-    <w:p>
-      <w:pPr>
-        <w:pStyle w:val="a"/>
-      </w:pPr>
-      <w:r>
-        <w:t>Artificial Intelligence:</w:t>
-      </w:r>
-      <w:r>
-        <w:rPr>
-          <w:rFonts w:hint="eastAsia"/>
-        </w:rPr>
-        <w:t xml:space="preserve"> </w:t>
-      </w:r>
-      <w:r>
-        <w:t>Deep Learning, Machine Learning, Natural Language Processing</w:t>
-      </w:r>
-    </w:p>
-    <w:p>
-      <w:pPr>
-        <w:pStyle w:val="a"/>
-      </w:pPr>
-      <w:r>
-        <w:t>Human-Computer Interaction:</w:t>
-      </w:r>
-      <w:r>
-        <w:rPr>
-          <w:rFonts w:hint="eastAsia"/>
-        </w:rPr>
-        <w:t xml:space="preserve"> </w:t>
-      </w:r>
-      <w:r>
-        <w:t xml:space="preserve">Hand </w:t>
-      </w:r>
-      <w:r>
-        <w:rPr>
-          <w:rFonts w:hint="eastAsia"/>
-        </w:rPr>
-        <w:t>&amp; F</w:t>
-      </w:r>
-      <w:r>
-        <w:t xml:space="preserve">ingertips </w:t>
-      </w:r>
-      <w:r>
-        <w:rPr>
-          <w:rFonts w:hint="eastAsia"/>
-        </w:rPr>
-        <w:t>D</w:t>
-      </w:r>
-      <w:r>
-        <w:t xml:space="preserve">etection, </w:t>
-      </w:r>
-      <w:r>
-        <w:rPr>
-          <w:rFonts w:hint="eastAsia"/>
-        </w:rPr>
-        <w:t>T</w:t>
-      </w:r>
-      <w:r>
-        <w:t>racking, AR/VR/XR</w:t>
-      </w:r>
-    </w:p>
-    <w:p>
-      <w:pPr>
-        <w:pStyle w:val="a"/>
-      </w:pPr>
-      <w:r>
-        <w:t>Computer Vision Technologies:</w:t>
-      </w:r>
-      <w:r>
-        <w:rPr>
-          <w:rFonts w:hint="eastAsia"/>
-        </w:rPr>
-        <w:t xml:space="preserve"> </w:t>
-      </w:r>
-      <w:r>
-        <w:t xml:space="preserve">Autoencoder, CNN, GAN, Diffusion </w:t>
-      </w:r>
-      <w:r>
-        <w:rPr>
-          <w:rFonts w:hint="eastAsia"/>
-        </w:rPr>
-        <w:t>M</w:t>
-      </w:r>
-      <w:r>
-        <w:t>odels, Vision Transformers</w:t>
-      </w:r>
-    </w:p>
-    <w:p>
-      <w:pPr>
-        <w:pStyle w:val="a"/>
-      </w:pPr>
-      <w:r>
-        <w:t xml:space="preserve">Transformer-based </w:t>
-      </w:r>
-      <w:r>
-        <w:rPr>
-          <w:rFonts w:hint="eastAsia"/>
-        </w:rPr>
-        <w:t>D</w:t>
-      </w:r>
-      <w:r>
-        <w:t xml:space="preserve">eep </w:t>
-      </w:r>
-      <w:r>
-        <w:rPr>
-          <w:rFonts w:hint="eastAsia"/>
-        </w:rPr>
-        <w:t>L</w:t>
-      </w:r>
-      <w:r>
-        <w:t xml:space="preserve">earning </w:t>
-      </w:r>
-      <w:r>
-        <w:rPr>
-          <w:rFonts w:hint="eastAsia"/>
-        </w:rPr>
-        <w:t>A</w:t>
-      </w:r>
-      <w:r>
-        <w:t>pplications:</w:t>
-      </w:r>
-      <w:r>
-        <w:rPr>
-          <w:rFonts w:hint="eastAsia"/>
-        </w:rPr>
-        <w:t xml:space="preserve"> </w:t>
-      </w:r>
-      <w:r>
-        <w:t>Language Processing, Pose Estimation, Action Recognition, Privacy-preserving</w:t>
-      </w:r>
-    </w:p>
-    <w:p>
-      <w:pPr>
-        <w:pStyle w:val="a"/>
-      </w:pPr>
-      <w:r>
-        <w:t>Medical AI:</w:t>
-      </w:r>
-      <w:r>
-        <w:rPr>
-          <w:rFonts w:hint="eastAsia"/>
-        </w:rPr>
-        <w:t xml:space="preserve"> </w:t>
-      </w:r>
-      <w:r>
-        <w:t>Medical Image Processing, Smart Healthcare</w:t>
-      </w:r>
-    </w:p>
-    <w:p>
-      <w:pPr>
-        <w:pStyle w:val="Heading1"/>
-      </w:pPr>
-      <w:r>
-        <w:t>Research Experience</w:t>
-      </w:r>
-    </w:p>
-    <w:p>
-      <w:pPr>
-        <w:pStyle w:val="a"/>
-      </w:pPr>
-      <w:r>
-        <w:t>Research</w:t>
-      </w:r>
-      <w:r>
-        <w:rPr>
-          <w:rFonts w:hint="eastAsia"/>
-        </w:rPr>
-        <w:t xml:space="preserve"> Professor, Computer Engineering </w:t>
-      </w:r>
-      <w:r>
-        <w:t>Department</w:t>
-      </w:r>
-      <w:r>
-        <w:rPr>
-          <w:rFonts w:hint="eastAsia"/>
-        </w:rPr>
-        <w:t xml:space="preserve">, </w:t>
-      </w:r>
-      <w:proofErr w:type="spellStart"/>
-      <w:r>
-        <w:rPr>
-          <w:rFonts w:hint="eastAsia"/>
-        </w:rPr>
-        <w:t>Gachon</w:t>
-      </w:r>
-      <w:proofErr w:type="spellEnd"/>
-      <w:r>
-        <w:t xml:space="preserve"> University</w:t>
-      </w:r>
-      <w:r>
-        <w:rPr>
-          <w:rFonts w:hint="eastAsia"/>
-        </w:rPr>
-        <w:t>, 2026.03.01 - Present</w:t>
-      </w:r>
-    </w:p>
-    <w:p>
-      <w:pPr>
-        <w:pStyle w:val="-"/>
-      </w:pPr>
-      <w:r>
-        <w:t xml:space="preserve">Multimodal </w:t>
-      </w:r>
-      <w:r>
-        <w:rPr>
-          <w:rFonts w:hint="eastAsia"/>
-        </w:rPr>
-        <w:t>approaches,</w:t>
-      </w:r>
-      <w:r>
-        <w:t xml:space="preserve"> Transformers, Diffusion models, LLM</w:t>
-      </w:r>
-      <w:r>
-        <w:rPr>
-          <w:rFonts w:hint="eastAsia"/>
-        </w:rPr>
-        <w:t xml:space="preserve"> agents</w:t>
-      </w:r>
-      <w:r>
-        <w:t>.</w:t>
-      </w:r>
-    </w:p>
-    <w:p>
-      <w:pPr>
-        <w:pStyle w:val="a"/>
-      </w:pPr>
-      <w:r>
-        <w:t>S</w:t>
-      </w:r>
-      <w:r>
-        <w:rPr>
-          <w:rFonts w:hint="eastAsia"/>
-        </w:rPr>
-        <w:t xml:space="preserve">enior </w:t>
-      </w:r>
-      <w:r>
-        <w:t xml:space="preserve">Researcher, </w:t>
-      </w:r>
-      <w:r>
-        <w:t xml:space="preserve">Voice AI </w:t>
-      </w:r>
-      <w:r>
-        <w:t xml:space="preserve">Research </w:t>
-      </w:r>
-      <w:r>
-        <w:t>Institute</w:t>
-      </w:r>
-      <w:r>
-        <w:t>,</w:t>
-      </w:r>
-      <w:r>
-        <w:t xml:space="preserve"> </w:t>
-      </w:r>
-      <w:proofErr w:type="spellStart"/>
-      <w:r>
-        <w:t>Inha</w:t>
-      </w:r>
-      <w:proofErr w:type="spellEnd"/>
-      <w:r>
-        <w:t xml:space="preserve"> University,</w:t>
-      </w:r>
-      <w:r>
-        <w:t xml:space="preserve"> 2025</w:t>
-      </w:r>
-      <w:r>
-        <w:t>.10.03</w:t>
-      </w:r>
-      <w:r>
-        <w:rPr>
-          <w:rFonts w:hint="eastAsia"/>
-        </w:rPr>
-        <w:t xml:space="preserve"> - </w:t>
-      </w:r>
-      <w:r>
-        <w:t>Present</w:t>
-      </w:r>
-    </w:p>
-    <w:p>
-      <w:pPr>
-        <w:pStyle w:val="-"/>
-      </w:pPr>
-      <w:r>
-        <w:t>Multimodal sign language recognition, Vision Transformers, Diffusion models, LLM.</w:t>
-      </w:r>
-    </w:p>
-    <w:p>
-      <w:pPr>
-        <w:pStyle w:val="a"/>
-      </w:pPr>
-      <w:r>
-        <w:t xml:space="preserve">Postdoctoral Researcher, KAIST, </w:t>
-      </w:r>
-      <w:proofErr w:type="spellStart"/>
-      <w:r>
-        <w:t>SpaceTop</w:t>
-      </w:r>
-      <w:proofErr w:type="spellEnd"/>
-      <w:r>
-        <w:t xml:space="preserve"> Research Center (ITRC), 2025</w:t>
-      </w:r>
-      <w:r>
-        <w:t>.03.17</w:t>
-      </w:r>
-      <w:r>
-        <w:rPr>
-          <w:rFonts w:hint="eastAsia"/>
-        </w:rPr>
-        <w:t xml:space="preserve"> -</w:t>
-      </w:r>
-      <w:r>
-        <w:t>202.10.02</w:t>
-      </w:r>
-    </w:p>
-    <w:p>
-      <w:pPr>
-        <w:pStyle w:val="-"/>
-      </w:pPr>
-      <w:r>
-        <w:t xml:space="preserve">VR </w:t>
-      </w:r>
-      <w:r>
-        <w:rPr>
-          <w:rFonts w:hint="eastAsia"/>
-        </w:rPr>
-        <w:t>k</w:t>
-      </w:r>
-      <w:r>
-        <w:t xml:space="preserve">eyboard project focused on accurately </w:t>
-      </w:r>
-      <w:r>
-        <w:rPr>
-          <w:rFonts w:hint="eastAsia"/>
-        </w:rPr>
-        <w:t xml:space="preserve">detecting and tracking </w:t>
-      </w:r>
-      <w:r>
-        <w:t>fingertips. Research</w:t>
-      </w:r>
-      <w:r>
-        <w:t xml:space="preserve"> Assistant, </w:t>
-      </w:r>
-      <w:proofErr w:type="spellStart"/>
-      <w:r>
-        <w:t>Inha</w:t>
-      </w:r>
-      <w:proofErr w:type="spellEnd"/>
-      <w:r>
-        <w:t xml:space="preserve"> University, 2019</w:t>
-      </w:r>
-      <w:r>
-        <w:rPr>
-          <w:rFonts w:hint="eastAsia"/>
-        </w:rPr>
-        <w:t xml:space="preserve"> - </w:t>
-      </w:r>
-      <w:r>
-        <w:t>2025</w:t>
-      </w:r>
-    </w:p>
-    <w:p>
-      <w:pPr>
-        <w:pStyle w:val="-"/>
-      </w:pPr>
-      <w:r>
-        <w:t xml:space="preserve">Supported AI and medical AI courses and guided </w:t>
-      </w:r>
-      <w:r>
-        <w:rPr>
-          <w:rFonts w:hint="eastAsia"/>
-        </w:rPr>
-        <w:t xml:space="preserve">student </w:t>
-      </w:r>
-      <w:r>
-        <w:t>research</w:t>
-      </w:r>
-    </w:p>
-    <w:p>
-      <w:pPr>
-        <w:pStyle w:val="Heading1"/>
-      </w:pPr>
-      <w:r>
-        <w:t>Teaching Experience</w:t>
-      </w:r>
-    </w:p>
-    <w:p>
-      <w:pPr>
-        <w:pStyle w:val="a"/>
-      </w:pPr>
-      <w:r>
-        <w:rPr>
-          <w:rFonts w:hint="eastAsia"/>
-        </w:rPr>
-        <w:t>N</w:t>
-      </w:r>
-      <w:r>
-        <w:t xml:space="preserve">ational University of Uzbekistan, </w:t>
-      </w:r>
-      <w:proofErr w:type="spellStart"/>
-      <w:r>
-        <w:t>Dj</w:t>
-      </w:r>
-      <w:r>
-        <w:t>izakh</w:t>
-      </w:r>
-      <w:proofErr w:type="spellEnd"/>
-      <w:r>
-        <w:t xml:space="preserve"> </w:t>
-      </w:r>
-      <w:r>
-        <w:t>Branch</w:t>
-      </w:r>
-      <w:r>
-        <w:t>, 2025</w:t>
-      </w:r>
-      <w:r>
-        <w:rPr>
-          <w:rFonts w:hint="eastAsia"/>
-        </w:rPr>
-        <w:t xml:space="preserve"> - </w:t>
-      </w:r>
-      <w:r>
-        <w:t>Present</w:t>
-      </w:r>
-    </w:p>
-    <w:p>
-      <w:pPr>
-        <w:pStyle w:val="-"/>
-      </w:pPr>
-      <w:r>
-        <w:t>Courses: Deep Learning</w:t>
-      </w:r>
-      <w:r>
-        <w:t xml:space="preserve"> in Computer Vision</w:t>
-      </w:r>
-      <w:r>
-        <w:t>, Cybersecurity.</w:t>
-      </w:r>
-    </w:p>
-    <w:p>
-      <w:pPr>
-        <w:pStyle w:val="a"/>
-      </w:pPr>
-      <w:r>
-        <w:t>Karshi Irrigation and Agrotechnology Institute, 2022</w:t>
-      </w:r>
-      <w:r>
-        <w:rPr>
-          <w:rFonts w:hint="eastAsia"/>
-        </w:rPr>
-        <w:t xml:space="preserve"> - </w:t>
-      </w:r>
-      <w:r>
-        <w:t>2024</w:t>
-      </w:r>
-    </w:p>
-    <w:p>
-      <w:pPr>
-        <w:pStyle w:val="-"/>
-      </w:pPr>
-      <w:r>
-        <w:t>Courses: Deep Learning, Mathematical Modeling</w:t>
-      </w:r>
-    </w:p>
-    <w:p>
-      <w:pPr>
-        <w:pStyle w:val="a"/>
-      </w:pPr>
-      <w:r>
-        <w:t>Tashkent University of Information Technology, 2013</w:t>
-      </w:r>
-      <w:r>
-        <w:rPr>
-          <w:rFonts w:hint="eastAsia"/>
-        </w:rPr>
-        <w:t xml:space="preserve"> - </w:t>
-      </w:r>
-      <w:r>
-        <w:t>2018</w:t>
-      </w:r>
-    </w:p>
-    <w:p>
-      <w:pPr>
-        <w:pStyle w:val="-"/>
-      </w:pPr>
-      <w:r>
-        <w:t>Courses: Machine Learning, Numerical Analysis, Mathematical Modeling</w:t>
-      </w:r>
-    </w:p>
-    <w:p>
-      <w:pPr>
-        <w:pStyle w:val="a"/>
-      </w:pPr>
-      <w:proofErr w:type="spellStart"/>
-      <w:r>
-        <w:t>Jizzakh</w:t>
-      </w:r>
-      <w:proofErr w:type="spellEnd"/>
-      <w:r>
-        <w:t xml:space="preserve"> Polytechnical Institute, 2010</w:t>
-      </w:r>
-      <w:r>
-        <w:rPr>
-          <w:rFonts w:hint="eastAsia"/>
-        </w:rPr>
-        <w:t xml:space="preserve"> - </w:t>
-      </w:r>
-      <w:r>
-        <w:t>2013</w:t>
-      </w:r>
-    </w:p>
-    <w:p>
-      <w:pPr>
-        <w:pStyle w:val="-"/>
-      </w:pPr>
-      <w:r>
-        <w:t>Courses: Numerical Analysis, Mathematical Modeling</w:t>
-      </w:r>
-    </w:p>
-    <w:p>
-      <w:pPr>
-        <w:pStyle w:val="Heading1"/>
-      </w:pPr>
-      <w:r>
-        <w:t>Awards</w:t>
-      </w:r>
-    </w:p>
-    <w:p>
-      <w:pPr>
-        <w:pStyle w:val="a"/>
-      </w:pPr>
-      <w:r>
-        <w:t xml:space="preserve">Outstanding Researcher, Best Researcher, </w:t>
-      </w:r>
-      <w:proofErr w:type="spellStart"/>
-      <w:r>
-        <w:t>Inha</w:t>
-      </w:r>
-      <w:proofErr w:type="spellEnd"/>
-      <w:r>
-        <w:t xml:space="preserve"> University, 2025</w:t>
-      </w:r>
-    </w:p>
-    <w:p>
-      <w:pPr>
-        <w:pStyle w:val="a"/>
-      </w:pPr>
-      <w:r>
-        <w:t xml:space="preserve">Best Paper Awards, </w:t>
-      </w:r>
-      <w:proofErr w:type="spellStart"/>
-      <w:r>
-        <w:t>BigData</w:t>
-      </w:r>
-      <w:proofErr w:type="spellEnd"/>
-      <w:r>
-        <w:t>,</w:t>
-      </w:r>
-      <w:r>
-        <w:t xml:space="preserve"> and Korean Computer Congress, 2024</w:t>
-      </w:r>
-    </w:p>
-    <w:p>
-      <w:pPr>
-        <w:pStyle w:val="a"/>
-      </w:pPr>
-      <w:r>
-        <w:t xml:space="preserve">Excellent Paper Awards, BK21, BMSE Research Fair, </w:t>
-      </w:r>
-      <w:proofErr w:type="spellStart"/>
-      <w:r>
-        <w:t>Inha</w:t>
-      </w:r>
-      <w:proofErr w:type="spellEnd"/>
-      <w:r>
-        <w:t xml:space="preserve"> University, 2020</w:t>
-      </w:r>
-      <w:r>
-        <w:rPr>
-          <w:rFonts w:hint="eastAsia"/>
-        </w:rPr>
-        <w:t xml:space="preserve"> - </w:t>
-      </w:r>
-      <w:r>
-        <w:t>2023</w:t>
-      </w:r>
-    </w:p>
-    <w:p>
-      <w:pPr>
-        <w:pStyle w:val="a"/>
-      </w:pPr>
-      <w:r>
-        <w:t xml:space="preserve">Scientific Title </w:t>
-      </w:r>
-      <w:r>
-        <w:t>“</w:t>
-      </w:r>
-      <w:r>
-        <w:t>Docent”</w:t>
-      </w:r>
-      <w:r>
-        <w:rPr>
-          <w:rFonts w:hint="eastAsia"/>
-        </w:rPr>
-        <w:t xml:space="preserve"> (</w:t>
-      </w:r>
-      <w:r>
-        <w:t xml:space="preserve">equivalent to the </w:t>
-      </w:r>
-      <w:r>
-        <w:t>“</w:t>
-      </w:r>
-      <w:r>
-        <w:t xml:space="preserve">Associate Professor” </w:t>
-      </w:r>
-      <w:r>
-        <w:rPr>
-          <w:rFonts w:hint="eastAsia"/>
-        </w:rPr>
-        <w:t>i</w:t>
-      </w:r>
-      <w:r>
-        <w:t>n post-Soviet countries</w:t>
-      </w:r>
-      <w:r>
-        <w:rPr>
-          <w:rFonts w:hint="eastAsia"/>
-        </w:rPr>
-        <w:t>)</w:t>
-      </w:r>
-      <w:r>
-        <w:t>, Supreme Attestation Commission of Uzbekistan, 2018</w:t>
-      </w:r>
-    </w:p>
-    <w:p>
-      <w:pPr>
-        <w:pStyle w:val="a"/>
-      </w:pPr>
-      <w:r>
-        <w:t>Best Researcher-Professor Award, Ministry of Higher Education, Science and Innovation, Uzbekistan, 2016</w:t>
-      </w:r>
-    </w:p>
-    <w:p>
-      <w:pPr>
-        <w:pStyle w:val="Heading1"/>
-      </w:pPr>
-      <w:r>
-        <w:t>Publications</w:t>
-      </w:r>
-    </w:p>
-    <w:p>
-      <w:pPr>
-        <w:pStyle w:val="Heading2"/>
-      </w:pPr>
-      <w:r>
-        <w:t xml:space="preserve">Journal </w:t>
-      </w:r>
-      <w:r>
-        <w:rPr>
-          <w:rFonts w:hint="eastAsia"/>
-        </w:rPr>
-        <w:t>Papers</w:t>
-      </w:r>
-    </w:p>
-    <w:p>
-      <w:pPr>
-        <w:pStyle w:val="a"/>
-      </w:pPr>
-      <w:proofErr w:type="spellStart"/>
-      <w:r>
-        <w:t>Jumabek</w:t>
-      </w:r>
-      <w:proofErr w:type="spellEnd"/>
-      <w:r>
-        <w:t xml:space="preserve"> </w:t>
-      </w:r>
-      <w:proofErr w:type="spellStart"/>
-      <w:r>
-        <w:t>Alikhanov</w:t>
-      </w:r>
-      <w:proofErr w:type="spellEnd"/>
-      <w:r>
-        <w:t xml:space="preserve">, Seunghyun Ko, Mukhiddin Toshpulatov, </w:t>
-      </w:r>
-      <w:proofErr w:type="spellStart"/>
-      <w:r>
-        <w:t>Hakil</w:t>
-      </w:r>
-      <w:proofErr w:type="spellEnd"/>
-      <w:r>
-        <w:t xml:space="preserve"> Kim</w:t>
-      </w:r>
-      <w:r>
-        <w:rPr>
-          <w:rFonts w:hint="eastAsia"/>
-        </w:rPr>
-        <w:t>,</w:t>
-      </w:r>
-      <w:r>
-        <w:t xml:space="preserve"> </w:t>
-      </w:r>
-      <w:r>
-        <w:t>et al</w:t>
-      </w:r>
-      <w:r>
-        <w:t>.</w:t>
-      </w:r>
-      <w:r>
-        <w:t xml:space="preserve"> (202</w:t>
-      </w:r>
-      <w:r>
-        <w:rPr>
-          <w:rFonts w:hint="eastAsia"/>
-        </w:rPr>
-        <w:t>6</w:t>
-      </w:r>
-      <w:r>
-        <w:t xml:space="preserve">). </w:t>
-      </w:r>
-      <w:r>
-        <w:t>LITE and PRIME: Robust Streamlined MOT Solutions for Real-Time Systems</w:t>
-      </w:r>
-      <w:r>
-        <w:rPr>
-          <w:rFonts w:hint="eastAsia"/>
-        </w:rPr>
-        <w:t xml:space="preserve">, 2026, </w:t>
-      </w:r>
-      <w:r>
         <w:rPr>
           <w:b/>
         </w:rPr>
-        <w:t>IEEE Access,</w:t>
-      </w:r>
-      <w:r>
-        <w:rPr>
-          <w:rFonts w:hint="eastAsia"/>
-          <w:b/>
-        </w:rPr>
-        <w:t xml:space="preserve"> </w:t>
-      </w:r>
-      <w:proofErr w:type="gramStart"/>
-      <w:r>
-        <w:rPr>
-          <w:b/>
-        </w:rPr>
-        <w:t>IF(</w:t>
-      </w:r>
-      <w:proofErr w:type="gramEnd"/>
-      <w:r>
-        <w:rPr>
-          <w:b/>
-        </w:rPr>
-        <w:t>4.82)</w:t>
-      </w:r>
-      <w:r>
-        <w:t>.</w:t>
-      </w:r>
-    </w:p>
-    <w:p>
-      <w:pPr>
-        <w:pStyle w:val="a"/>
-      </w:pPr>
-      <w:r>
-        <w:t>Toshpulatov, M.,</w:t>
-      </w:r>
-      <w:r>
-        <w:rPr>
-          <w:rFonts w:hint="eastAsia"/>
-        </w:rPr>
-        <w:t xml:space="preserve"> </w:t>
-      </w:r>
-      <w:r>
-        <w:t>Safarov</w:t>
-      </w:r>
-      <w:r>
-        <w:t>,</w:t>
-      </w:r>
-      <w:r>
-        <w:rPr>
-          <w:rFonts w:hint="eastAsia"/>
-        </w:rPr>
-        <w:t xml:space="preserve"> </w:t>
-      </w:r>
-      <w:r>
-        <w:t>F.</w:t>
-      </w:r>
-      <w:r>
-        <w:rPr>
-          <w:rFonts w:hint="eastAsia"/>
-        </w:rPr>
-        <w:t>,</w:t>
-      </w:r>
-      <w:r>
-        <w:t xml:space="preserve"> </w:t>
-      </w:r>
-      <w:r>
-        <w:t>et al</w:t>
-      </w:r>
-      <w:r>
-        <w:t>.</w:t>
-      </w:r>
-      <w:r>
-        <w:t xml:space="preserve"> (202</w:t>
-      </w:r>
-      <w:r>
-        <w:rPr>
-          <w:rFonts w:hint="eastAsia"/>
-        </w:rPr>
-        <w:t>6</w:t>
-      </w:r>
-      <w:r>
-        <w:t xml:space="preserve">). </w:t>
-      </w:r>
-      <w:r>
-        <w:t>Adaptive feature refinement for texture-preserving single image super-resolution Cluster Computing Publisher: Springer US Volume: 29, Issue: 3 Publication Date: February 16, 2026</w:t>
-      </w:r>
-      <w:r>
-        <w:rPr>
-          <w:b/>
-        </w:rPr>
-        <w:t>,</w:t>
-      </w:r>
-      <w:r>
-        <w:rPr>
-          <w:rFonts w:hint="eastAsia"/>
-          <w:b/>
-        </w:rPr>
-        <w:t xml:space="preserve"> </w:t>
-      </w:r>
-      <w:proofErr w:type="gramStart"/>
-      <w:r>
-        <w:rPr>
-          <w:b/>
-        </w:rPr>
-        <w:t>IF(</w:t>
-      </w:r>
-      <w:proofErr w:type="gramEnd"/>
-      <w:r>
-        <w:rPr>
-          <w:b/>
-        </w:rPr>
-        <w:t>4.2)</w:t>
-      </w:r>
-      <w:r>
-        <w:t>.</w:t>
-      </w:r>
-    </w:p>
-    <w:p>
-      <w:pPr>
-        <w:pStyle w:val="a"/>
-      </w:pPr>
-      <w:r>
-        <w:t>Safarov</w:t>
-      </w:r>
-      <w:r>
-        <w:rPr>
-          <w:rFonts w:hint="eastAsia"/>
-        </w:rPr>
-        <w:t xml:space="preserve"> </w:t>
-      </w:r>
-      <w:r>
-        <w:t>F.</w:t>
-      </w:r>
-      <w:r>
-        <w:rPr>
-          <w:rFonts w:hint="eastAsia"/>
-        </w:rPr>
-        <w:t>,</w:t>
-      </w:r>
-      <w:r>
-        <w:t xml:space="preserve"> </w:t>
-      </w:r>
-      <w:r>
-        <w:t>Toshpulatov, M., et al</w:t>
-      </w:r>
-      <w:r>
-        <w:t>.</w:t>
-      </w:r>
-      <w:r>
-        <w:t xml:space="preserve"> (202</w:t>
-      </w:r>
-      <w:r>
-        <w:t>5</w:t>
-      </w:r>
-      <w:r>
-        <w:t xml:space="preserve">). </w:t>
-      </w:r>
-      <w:r>
-        <w:t>Hyperspectral Anomaly Detection with Enhanced Spectral Graph Transformer Network</w:t>
-      </w:r>
-      <w:r>
-        <w:t xml:space="preserve">, </w:t>
-      </w:r>
-      <w:r>
-        <w:rPr>
-          <w:b/>
-        </w:rPr>
-        <w:t>IEEE Access,</w:t>
-      </w:r>
-      <w:r>
-        <w:rPr>
-          <w:rFonts w:hint="eastAsia"/>
-          <w:b/>
-        </w:rPr>
-        <w:t xml:space="preserve"> </w:t>
-      </w:r>
-      <w:proofErr w:type="gramStart"/>
-      <w:r>
-        <w:rPr>
-          <w:b/>
-        </w:rPr>
-        <w:t>IF(</w:t>
-      </w:r>
-      <w:proofErr w:type="gramEnd"/>
-      <w:r>
-        <w:rPr>
-          <w:b/>
-        </w:rPr>
-        <w:t>4.82)</w:t>
+        <w:t>IF(4.82)</w:t>
       </w:r>
       <w:r>
         <w:t>.</w:t>
@@ -1412,6 +1298,7 @@
         <w:pStyle w:val="a"/>
       </w:pPr>
       <w:r>
+        <w:lastRenderedPageBreak/>
         <w:t xml:space="preserve">Toshpulatov, M., Lee, W., &amp; Lee, S. (2021). Generative adversarial networks and their application to 3D face generation: </w:t>
       </w:r>
       <w:r>
@@ -1527,7 +1414,6 @@
       <w:r>
         <w:t xml:space="preserve">in Proceedings CVPR </w:t>
       </w:r>
-      <w:proofErr w:type="gramStart"/>
       <w:r>
         <w:t>202</w:t>
       </w:r>
@@ -1543,7 +1429,6 @@
         </w:rPr>
         <w:t>.</w:t>
       </w:r>
-      <w:proofErr w:type="gramEnd"/>
     </w:p>
     <w:p>
       <w:pPr>
@@ -1562,66 +1447,44 @@
         <w:rPr>
           <w:color w:val="E8E8E8" w:themeColor="background2"/>
         </w:rPr>
-        <w:t xml:space="preserve">, Lee, S., </w:t>
-      </w:r>
-      <w:proofErr w:type="spellStart"/>
+        <w:t>, Lee, S., Kuvandikov, J., &amp; Oh,</w:t>
+      </w:r>
       <w:r>
         <w:rPr>
           <w:color w:val="E8E8E8" w:themeColor="background2"/>
         </w:rPr>
-        <w:t>Kuvandikov</w:t>
-      </w:r>
-      <w:proofErr w:type="spellEnd"/>
+        <w:t xml:space="preserve"> </w:t>
+      </w:r>
       <w:r>
         <w:rPr>
           <w:color w:val="E8E8E8" w:themeColor="background2"/>
         </w:rPr>
-        <w:t>, J., &amp; Oh,</w:t>
+        <w:t xml:space="preserve">S. </w:t>
       </w:r>
       <w:r>
         <w:rPr>
           <w:color w:val="E8E8E8" w:themeColor="background2"/>
         </w:rPr>
-        <w:t xml:space="preserve"> </w:t>
-      </w:r>
-      <w:r>
-        <w:rPr>
+        <w:t>(202</w:t>
+      </w:r>
+      <w:r>
+        <w:rPr>
+          <w:rFonts w:hint="eastAsia"/>
           <w:color w:val="E8E8E8" w:themeColor="background2"/>
         </w:rPr>
-        <w:t xml:space="preserve">S. </w:t>
+        <w:t>6</w:t>
       </w:r>
       <w:r>
         <w:rPr>
           <w:color w:val="E8E8E8" w:themeColor="background2"/>
         </w:rPr>
-        <w:t>(202</w:t>
-      </w:r>
-      <w:r>
-        <w:rPr>
-          <w:rFonts w:hint="eastAsia"/>
+        <w:t xml:space="preserve">). </w:t>
+      </w:r>
+      <w:r>
+        <w:rPr>
           <w:color w:val="E8E8E8" w:themeColor="background2"/>
         </w:rPr>
-        <w:t>6</w:t>
-      </w:r>
-      <w:r>
-        <w:rPr>
-          <w:color w:val="E8E8E8" w:themeColor="background2"/>
-        </w:rPr>
-        <w:t xml:space="preserve">). </w:t>
-      </w:r>
-      <w:proofErr w:type="spellStart"/>
-      <w:r>
-        <w:rPr>
-          <w:color w:val="E8E8E8" w:themeColor="background2"/>
-        </w:rPr>
-        <w:t>Sentimentogram</w:t>
-      </w:r>
-      <w:proofErr w:type="spellEnd"/>
-      <w:r>
-        <w:rPr>
-          <w:color w:val="E8E8E8" w:themeColor="background2"/>
-        </w:rPr>
-        <w:t>: Learning Personalized Emotion Visualizations from User Preferences</w:t>
+        <w:t>Sentimentogram: Learning Personalized Emotion Visualizations from User Preferences</w:t>
       </w:r>
       <w:r>
         <w:rPr>
@@ -1778,13 +1641,8 @@
         <w:t xml:space="preserve">in Proceedings </w:t>
       </w:r>
       <w:r>
-        <w:t>of the International Conference on Big Data and Smart Computing (</w:t>
-      </w:r>
-      <w:proofErr w:type="spellStart"/>
-      <w:r>
-        <w:t>BigComp</w:t>
-      </w:r>
-      <w:proofErr w:type="spellEnd"/>
+        <w:t>of the International Conference on Big Data and Smart Computing (BigComp</w:t>
+      </w:r>
       <w:r>
         <w:t>).</w:t>
       </w:r>
@@ -1849,16 +1707,11 @@
         <w:t xml:space="preserve">Toshpulatov, M., Lee, W., &amp; Lee, S. (2022). Privacy-preserving of human identification in CCTV data using a novel deep learning-based method, in Proceedings </w:t>
       </w:r>
       <w:r>
-        <w:t>International Conference on Big Data and Smart Computing (</w:t>
-      </w:r>
-      <w:proofErr w:type="spellStart"/>
-      <w:r>
-        <w:t>BigCom</w:t>
+        <w:t>International Conference on Big Data and Smart Computing (BigCom</w:t>
       </w:r>
       <w:r>
         <w:t>p</w:t>
       </w:r>
-      <w:proofErr w:type="spellEnd"/>
       <w:r>
         <w:t>)</w:t>
       </w:r>
@@ -1886,16 +1739,11 @@
         <w:t xml:space="preserve">, in Proceedings </w:t>
       </w:r>
       <w:r>
-        <w:t>International Conference on Big Data and Smart Computing (</w:t>
-      </w:r>
-      <w:proofErr w:type="spellStart"/>
-      <w:r>
-        <w:t>BigCom</w:t>
+        <w:t>International Conference on Big Data and Smart Computing (BigCom</w:t>
       </w:r>
       <w:r>
         <w:t>p</w:t>
       </w:r>
-      <w:proofErr w:type="spellEnd"/>
       <w:r>
         <w:t>)</w:t>
       </w:r>
@@ -1939,15 +1787,7 @@
         <w:t xml:space="preserve">, </w:t>
       </w:r>
       <w:r>
-        <w:t xml:space="preserve">AI &amp; Big Data Workshop, </w:t>
-      </w:r>
-      <w:proofErr w:type="spellStart"/>
-      <w:r>
-        <w:t>Inha</w:t>
-      </w:r>
-      <w:proofErr w:type="spellEnd"/>
-      <w:r>
-        <w:t xml:space="preserve"> University</w:t>
+        <w:t>AI &amp; Big Data Workshop, Inha University</w:t>
       </w:r>
       <w:r>
         <w:t xml:space="preserve">, </w:t>
@@ -2031,21 +1871,8 @@
         </w:rPr>
         <w:t xml:space="preserve">, </w:t>
       </w:r>
-      <w:proofErr w:type="spellStart"/>
-      <w:r>
-        <w:t>Djizakh</w:t>
-      </w:r>
-      <w:proofErr w:type="spellEnd"/>
-      <w:r>
-        <w:t xml:space="preserve"> Polytechnical Institute, 21-22 February 2025, </w:t>
-      </w:r>
-      <w:proofErr w:type="spellStart"/>
-      <w:r>
-        <w:t>Djizakh</w:t>
-      </w:r>
-      <w:proofErr w:type="spellEnd"/>
-      <w:r>
-        <w:t xml:space="preserve">, Uzbekistan. </w:t>
+      <w:r>
+        <w:t xml:space="preserve">Djizakh Polytechnical Institute, 21-22 February 2025, Djizakh, Uzbekistan. </w:t>
       </w:r>
     </w:p>
     <w:p>
@@ -2070,28 +1897,16 @@
         </w:rPr>
         <w:t xml:space="preserve">, </w:t>
       </w:r>
-      <w:proofErr w:type="spellStart"/>
-      <w:r>
-        <w:t>Djizakh</w:t>
-      </w:r>
-      <w:proofErr w:type="spellEnd"/>
-      <w:r>
-        <w:t xml:space="preserve"> Polytechnical Institute, 11-12 Mart, 2024, </w:t>
-      </w:r>
-      <w:proofErr w:type="spellStart"/>
-      <w:r>
-        <w:t>Djizakh</w:t>
-      </w:r>
-      <w:proofErr w:type="spellEnd"/>
-      <w:r>
-        <w:t xml:space="preserve">, Uzbekistan. </w:t>
-      </w:r>
-    </w:p>
-    <w:p>
-      <w:pPr>
-        <w:pStyle w:val="a"/>
-      </w:pPr>
-      <w:r>
+      <w:r>
+        <w:t xml:space="preserve">Djizakh Polytechnical Institute, 11-12 Mart, 2024, Djizakh, Uzbekistan. </w:t>
+      </w:r>
+    </w:p>
+    <w:p>
+      <w:pPr>
+        <w:pStyle w:val="a"/>
+      </w:pPr>
+      <w:r>
+        <w:lastRenderedPageBreak/>
         <w:t>“</w:t>
       </w:r>
       <w:r>
@@ -2109,21 +1924,8 @@
         </w:rPr>
         <w:t xml:space="preserve">, </w:t>
       </w:r>
-      <w:proofErr w:type="spellStart"/>
-      <w:r>
-        <w:t>Sambhram</w:t>
-      </w:r>
-      <w:proofErr w:type="spellEnd"/>
-      <w:r>
-        <w:t xml:space="preserve"> University, 26-27 July 2022, </w:t>
-      </w:r>
-      <w:proofErr w:type="spellStart"/>
-      <w:r>
-        <w:t>Djizakh</w:t>
-      </w:r>
-      <w:proofErr w:type="spellEnd"/>
-      <w:r>
-        <w:t>, Uzbekistan.</w:t>
+      <w:r>
+        <w:t>Sambhram University, 26-27 July 2022, Djizakh, Uzbekistan.</w:t>
       </w:r>
     </w:p>
     <w:p>
@@ -2139,31 +1941,7 @@
         <w:pStyle w:val="a"/>
       </w:pPr>
       <w:r>
-        <w:t xml:space="preserve">Python, </w:t>
-      </w:r>
-      <w:proofErr w:type="spellStart"/>
-      <w:r>
-        <w:t>PyTorch</w:t>
-      </w:r>
-      <w:proofErr w:type="spellEnd"/>
-      <w:r>
-        <w:t xml:space="preserve">, TensorFlow, </w:t>
-      </w:r>
-      <w:proofErr w:type="spellStart"/>
-      <w:r>
-        <w:t>Keras</w:t>
-      </w:r>
-      <w:proofErr w:type="spellEnd"/>
-      <w:r>
-        <w:t xml:space="preserve">, </w:t>
-      </w:r>
-      <w:proofErr w:type="spellStart"/>
-      <w:r>
-        <w:t>Matlab</w:t>
-      </w:r>
-      <w:proofErr w:type="spellEnd"/>
-      <w:r>
-        <w:t>, Pandas</w:t>
+        <w:t>Python, PyTorch, TensorFlow, Keras, Matlab, Pandas</w:t>
       </w:r>
     </w:p>
     <w:p>
@@ -2230,13 +2008,8 @@
       <w:pPr>
         <w:pStyle w:val="a"/>
       </w:pPr>
-      <w:proofErr w:type="spellStart"/>
-      <w:r>
-        <w:t>Wookey</w:t>
-      </w:r>
-      <w:proofErr w:type="spellEnd"/>
-      <w:r>
-        <w:t xml:space="preserve"> Lee, Professor, INHA University, trinity@inha.ac.kr</w:t>
+      <w:r>
+        <w:t>Wookey Lee, Professor, INHA University, trinity@inha.ac.kr</w:t>
       </w:r>
       <w:r>
         <w:rPr>
@@ -2258,21 +2031,8 @@
       <w:pPr>
         <w:pStyle w:val="a"/>
       </w:pPr>
-      <w:proofErr w:type="spellStart"/>
-      <w:r>
-        <w:t>Suan</w:t>
-      </w:r>
-      <w:proofErr w:type="spellEnd"/>
-      <w:r>
-        <w:t xml:space="preserve"> Lee, Assistant Professor, </w:t>
-      </w:r>
-      <w:proofErr w:type="spellStart"/>
-      <w:r>
-        <w:t>Semyung</w:t>
-      </w:r>
-      <w:proofErr w:type="spellEnd"/>
-      <w:r>
-        <w:t xml:space="preserve"> University, suanlee@semyung.ac.kr</w:t>
+      <w:r>
+        <w:t>Suan Lee, Assistant Professor, Semyung University, suanlee@semyung.ac.kr</w:t>
       </w:r>
       <w:r>
         <w:rPr>
@@ -2303,62 +2063,21 @@
       <w:pPr>
         <w:pStyle w:val="a"/>
       </w:pPr>
-      <w:proofErr w:type="spellStart"/>
-      <w:r>
-        <w:t>Geehyuk</w:t>
-      </w:r>
-      <w:proofErr w:type="spellEnd"/>
-      <w:r>
-        <w:t xml:space="preserve"> Lee, Professor, KAIST, geehyuk@kaist.ac.kr, Director, the KAIST </w:t>
-      </w:r>
-      <w:proofErr w:type="spellStart"/>
-      <w:r>
-        <w:t>SpaceTop</w:t>
-      </w:r>
-      <w:proofErr w:type="spellEnd"/>
-      <w:r>
-        <w:t xml:space="preserve"> Research Center</w:t>
-      </w:r>
-    </w:p>
-    <w:p>
-      <w:pPr>
-        <w:pStyle w:val="a"/>
-      </w:pPr>
-      <w:proofErr w:type="spellStart"/>
+      <w:r>
+        <w:t>Geehyuk Lee, Professor, KAIST, geehyuk@kaist.ac.kr, Director, the KAIST SpaceTop Research Center</w:t>
+      </w:r>
+    </w:p>
+    <w:p>
+      <w:pPr>
+        <w:pStyle w:val="a"/>
+      </w:pPr>
       <w:r>
         <w:rPr>
           <w:rFonts w:ascii="Arial" w:hAnsi="Arial" w:cs="Arial"/>
           <w:color w:val="222222"/>
           <w:shd w:val="clear" w:color="auto" w:fill="FFFFFF"/>
         </w:rPr>
-        <w:t>Jinsu</w:t>
-      </w:r>
-      <w:proofErr w:type="spellEnd"/>
-      <w:r>
-        <w:rPr>
-          <w:rFonts w:ascii="Arial" w:hAnsi="Arial" w:cs="Arial"/>
-          <w:color w:val="222222"/>
-          <w:shd w:val="clear" w:color="auto" w:fill="FFFFFF"/>
-        </w:rPr>
-        <w:t xml:space="preserve"> Cho, Professor, </w:t>
-      </w:r>
-      <w:proofErr w:type="spellStart"/>
-      <w:r>
-        <w:rPr>
-          <w:rFonts w:ascii="Arial" w:hAnsi="Arial" w:cs="Arial"/>
-          <w:color w:val="222222"/>
-          <w:shd w:val="clear" w:color="auto" w:fill="FFFFFF"/>
-        </w:rPr>
-        <w:t>Gachon</w:t>
-      </w:r>
-      <w:proofErr w:type="spellEnd"/>
-      <w:r>
-        <w:rPr>
-          <w:rFonts w:ascii="Arial" w:hAnsi="Arial" w:cs="Arial"/>
-          <w:color w:val="222222"/>
-          <w:shd w:val="clear" w:color="auto" w:fill="FFFFFF"/>
-        </w:rPr>
-        <w:t xml:space="preserve"> University, </w:t>
+        <w:t xml:space="preserve">Jinsu Cho, Professor, Gachon University, </w:t>
       </w:r>
       <w:hyperlink r:id="rId8" w:history="1">
         <w:r>
@@ -3307,6 +3026,7 @@
   <w:style w:type="character" w:default="1" w:styleId="DefaultParagraphFont">
     <w:name w:val="Default Paragraph Font"/>
     <w:uiPriority w:val="1"/>
+    <w:semiHidden/>
     <w:unhideWhenUsed/>
   </w:style>
   <w:style w:type="table" w:default="1" w:styleId="TableNormal">

--- a/assets/CV_Mukhiddin_Toshpulatov.docx
+++ b/assets/CV_Mukhiddin_Toshpulatov.docx
@@ -546,13 +546,64 @@
           <w:rFonts w:hint="eastAsia"/>
         </w:rPr>
         <w:lastRenderedPageBreak/>
+        <w:t>Gachon</w:t>
+      </w:r>
+      <w:r>
+        <w:t xml:space="preserve"> University</w:t>
+      </w:r>
+      <w:r>
+        <w:t>, 202</w:t>
+      </w:r>
+      <w:r>
+        <w:rPr>
+          <w:rFonts w:hint="eastAsia"/>
+        </w:rPr>
+        <w:t>6</w:t>
+      </w:r>
+      <w:r>
+        <w:rPr>
+          <w:rFonts w:hint="eastAsia"/>
+        </w:rPr>
+        <w:t xml:space="preserve"> - </w:t>
+      </w:r>
+      <w:r>
+        <w:t>Present</w:t>
+      </w:r>
+    </w:p>
+    <w:p>
+      <w:pPr>
+        <w:pStyle w:val="-"/>
+      </w:pPr>
+      <w:r>
+        <w:t xml:space="preserve">Courses: </w:t>
+      </w:r>
+      <w:r>
+        <w:rPr>
+          <w:rFonts w:hint="eastAsia"/>
+        </w:rPr>
+        <w:t>Web Programming</w:t>
+      </w:r>
+      <w:r>
+        <w:t>.</w:t>
+      </w:r>
+    </w:p>
+    <w:p>
+      <w:pPr>
+        <w:pStyle w:val="a"/>
+        <w:numPr>
+          <w:ilvl w:val="0"/>
+          <w:numId w:val="2"/>
+        </w:numPr>
+        <w:ind w:left="426" w:hanging="284"/>
+      </w:pPr>
+      <w:r>
+        <w:rPr>
+          <w:rFonts w:hint="eastAsia"/>
+        </w:rPr>
         <w:t>N</w:t>
       </w:r>
       <w:r>
-        <w:t xml:space="preserve">ational University of Uzbekistan, </w:t>
-      </w:r>
-      <w:r>
-        <w:t>Dj</w:t>
+        <w:t>ational University of Uzbekistan, Dj</w:t>
       </w:r>
       <w:r>
         <w:t xml:space="preserve">izakh </w:t>
@@ -581,10 +632,22 @@
         <w:t>Courses: Deep Learning</w:t>
       </w:r>
       <w:r>
-        <w:t xml:space="preserve"> in Computer Vision</w:t>
-      </w:r>
-      <w:r>
-        <w:t>, Cybersecurity.</w:t>
+        <w:t xml:space="preserve"> in Computer Vision, Cybersecurity</w:t>
+      </w:r>
+      <w:r>
+        <w:rPr>
+          <w:rFonts w:hint="eastAsia"/>
+        </w:rPr>
+        <w:t xml:space="preserve">, </w:t>
+      </w:r>
+      <w:r>
+        <w:rPr>
+          <w:rFonts w:hint="eastAsia"/>
+        </w:rPr>
+        <w:t>Web Programming</w:t>
+      </w:r>
+      <w:r>
+        <w:t>.</w:t>
       </w:r>
     </w:p>
     <w:p>
@@ -911,7 +974,16 @@
         <w:t xml:space="preserve">). </w:t>
       </w:r>
       <w:r>
-        <w:t>Adaptive feature refinement for texture-preserving single image super-resolution Cluster Computing Publisher: Springer US Volume: 29, Issue: 3 Publication Date: February 16, 2026</w:t>
+        <w:t>Adaptive feature refinement for texture-preserving single image super-resolution Cluster Computing Publisher: Springer US Volume: 29, Issue: 3</w:t>
+      </w:r>
+      <w:r>
+        <w:rPr>
+          <w:rFonts w:hint="eastAsia"/>
+        </w:rPr>
+        <w:t xml:space="preserve">, Article 152, </w:t>
+      </w:r>
+      <w:r>
+        <w:t xml:space="preserve"> Publication Date: February 16, 2026</w:t>
       </w:r>
       <w:r>
         <w:rPr>
@@ -1010,7 +1082,19 @@
         <w:pStyle w:val="a"/>
       </w:pPr>
       <w:r>
-        <w:t xml:space="preserve">Toshpulatov, M., Lee, W., &amp; Lee, S. (2025). Deep learning pathways for automatic sign language processing. </w:t>
+        <w:t>Toshpulatov, M., Lee, W., Lee, S.</w:t>
+      </w:r>
+      <w:r>
+        <w:rPr>
+          <w:rFonts w:hint="eastAsia"/>
+        </w:rPr>
+        <w:t xml:space="preserve">, &amp; </w:t>
+      </w:r>
+      <w:r>
+        <w:t>Jon, J</w:t>
+      </w:r>
+      <w:r>
+        <w:t xml:space="preserve"> (2025). Deep learning pathways for automatic sign language processing. </w:t>
       </w:r>
       <w:r>
         <w:rPr>
@@ -1229,13 +1313,23 @@
         <w:pStyle w:val="a"/>
       </w:pPr>
       <w:r>
+        <w:lastRenderedPageBreak/>
         <w:t>Toshpulatov, M., Lee, W., &amp; Lee, S. (2022). Human pose, hand, and mesh estimation using deep learning: survey, The Journal of Supercomputing</w:t>
       </w:r>
       <w:r>
         <w:t xml:space="preserve">, </w:t>
       </w:r>
       <w:r>
-        <w:t>78 (6), 7616-7654</w:t>
+        <w:t>78 (6), 7616-76</w:t>
+      </w:r>
+      <w:r>
+        <w:rPr>
+          <w:rFonts w:hint="eastAsia"/>
+        </w:rPr>
+        <w:t>3</w:t>
+      </w:r>
+      <w:r>
+        <w:t>4</w:t>
       </w:r>
       <w:r>
         <w:rPr>
@@ -1298,7 +1392,6 @@
         <w:pStyle w:val="a"/>
       </w:pPr>
       <w:r>
-        <w:lastRenderedPageBreak/>
         <w:t xml:space="preserve">Toshpulatov, M., Lee, W., &amp; Lee, S. (2021). Generative adversarial networks and their application to 3D face generation: </w:t>
       </w:r>
       <w:r>
@@ -1509,6 +1602,15 @@
       <w:pPr>
         <w:pStyle w:val="a"/>
       </w:pPr>
+      <w:r>
+        <w:t>Tursunbaev</w:t>
+      </w:r>
+      <w:r>
+        <w:rPr>
+          <w:rFonts w:hint="eastAsia"/>
+        </w:rPr>
+        <w:t xml:space="preserve">, Ch., </w:t>
+      </w:r>
       <w:r>
         <w:t xml:space="preserve">Toshpulatov, M., </w:t>
       </w:r>
@@ -1595,7 +1697,25 @@
         <w:t xml:space="preserve">ongress </w:t>
       </w:r>
       <w:r>
-        <w:t>2024, 185-187 (Best Paper Award).</w:t>
+        <w:t xml:space="preserve">2024, </w:t>
+      </w:r>
+      <w:r>
+        <w:rPr>
+          <w:rFonts w:hint="eastAsia"/>
+        </w:rPr>
+        <w:t>129</w:t>
+      </w:r>
+      <w:r>
+        <w:t>-</w:t>
+      </w:r>
+      <w:r>
+        <w:rPr>
+          <w:rFonts w:hint="eastAsia"/>
+        </w:rPr>
+        <w:t>31</w:t>
+      </w:r>
+      <w:r>
+        <w:t xml:space="preserve"> (Best Paper Award).</w:t>
       </w:r>
     </w:p>
     <w:p>
@@ -1880,6 +2000,7 @@
         <w:pStyle w:val="a"/>
       </w:pPr>
       <w:r>
+        <w:lastRenderedPageBreak/>
         <w:t>“</w:t>
       </w:r>
       <w:r>
@@ -1906,7 +2027,6 @@
         <w:pStyle w:val="a"/>
       </w:pPr>
       <w:r>
-        <w:lastRenderedPageBreak/>
         <w:t>“</w:t>
       </w:r>
       <w:r>
